--- a/docs/generated/MedClinic_XacDinhYeuCau.docx
+++ b/docs/generated/MedClinic_XacDinhYeuCau.docx
@@ -299,7 +299,7 @@
           <w:rFonts w:ascii="Times New Roman" w:hAnsi="Times New Roman"/>
           <w:sz w:val="24"/>
         </w:rPr>
-        <w:t xml:space="preserve">Khi người bệnh đến phòng khám, nhân viên lễ tân sử dụng máy quét mã QR hoặc tra cứu theo số điện thoại/họ tên. Khi bấm xác nhận Check-in, hệ thống chuyển trạng thái lịch sang CHECKED_IN, tự động cấp số thứ tự khám trong ngày (STT-XX) và đẩy bệnh nhân vào hàng chờ theo thời gian thực tại bàn khám của bác sĩ tương ứng.</w:t>
+        <w:t xml:space="preserve">Khi người bệnh đến phòng khám, nhân viên lễ tân sử dụng máy quét mã QR hoặc tra cứu theo số điện thoại/họ tên. Khi bấm xác nhận Check-in, hệ thống chuyển trạng thái lịch sang CHECKED_IN, tự động cấp số thứ tự khám trong ngày (STT-XX) và đưa bệnh nhân vào hàng chờ của bác sĩ, được sắp theo queue_sequence khi bàn khám tải hoặc làm mới.</w:t>
       </w:r>
     </w:p>
     <w:p>
@@ -380,7 +380,7 @@
           <w:rFonts w:ascii="Times New Roman" w:hAnsi="Times New Roman"/>
           <w:sz w:val="24"/>
         </w:rPr>
-        <w:t xml:space="preserve">Lễ tân tại quầy thu ngân mở danh sách hóa đơn chờ thanh toán, xác nhận phương thức thu tiền (tiền mặt CASH hoặc quét mã VNPay), chuyển hóa đơn sang PAID, ghi nhận thời điểm thanh toán và xuất phiếu hóa đơn/đơn thuốc định dạng PDF chuẩn y tế qua thư viện OpenPDF.</w:t>
+        <w:t xml:space="preserve">Lễ tân tại quầy thu ngân mở danh sách hóa đơn chờ thanh toán, xác nhận thu tiền mặt (CASH), chuyển hóa đơn sang PAID, ghi nhận thời điểm thanh toán và xuất phiếu hóa đơn/đơn thuốc định dạng PDF chuẩn y tế qua thư viện OpenPDF.</w:t>
       </w:r>
     </w:p>
     <w:p>
@@ -2349,95 +2349,95 @@
                 <w:rFonts w:ascii="Times New Roman" w:hAnsi="Times New Roman"/>
                 <w:sz w:val="22"/>
               </w:rPr>
-              <w:t xml:space="preserve">Bệnh nhân (Patient)</w:t>
-            </w:r>
-          </w:p>
-        </w:tc>
-        <w:tc>
-          <w:tcPr>
-            <w:tcMar>
-              <w:top w:w="120" w:type="dxa"/>
-              <w:bottom w:w="120" w:type="dxa"/>
-              <w:left w:w="160" w:type="dxa"/>
-              <w:right w:w="160" w:type="dxa"/>
-            </w:tcMar>
-          </w:tcPr>
-          <w:p>
-            <w:pPr>
-              <w:spacing w:line="240" w:lineRule="auto" w:after="40"/>
-            </w:pPr>
-            <w:r>
-              <w:rPr>
-                <w:rFonts w:ascii="Times New Roman" w:hAnsi="Times New Roman"/>
-                <w:sz w:val="22"/>
-              </w:rPr>
-              <w:t xml:space="preserve">Đánh giá &amp; Phản hồi bác sĩ</w:t>
-            </w:r>
-          </w:p>
-        </w:tc>
-        <w:tc>
-          <w:tcPr>
-            <w:tcMar>
-              <w:top w:w="120" w:type="dxa"/>
-              <w:bottom w:w="120" w:type="dxa"/>
-              <w:left w:w="160" w:type="dxa"/>
-              <w:right w:w="160" w:type="dxa"/>
-            </w:tcMar>
-          </w:tcPr>
-          <w:p>
-            <w:pPr>
-              <w:spacing w:line="240" w:lineRule="auto" w:after="40"/>
-            </w:pPr>
-            <w:r>
-              <w:rPr>
-                <w:rFonts w:ascii="Times New Roman" w:hAnsi="Times New Roman"/>
-                <w:sz w:val="22"/>
-              </w:rPr>
-              <w:t xml:space="preserve">Lưu trữ</w:t>
-            </w:r>
-          </w:p>
-        </w:tc>
-        <w:tc>
-          <w:tcPr>
-            <w:tcMar>
-              <w:top w:w="120" w:type="dxa"/>
-              <w:bottom w:w="120" w:type="dxa"/>
-              <w:left w:w="160" w:type="dxa"/>
-              <w:right w:w="160" w:type="dxa"/>
-            </w:tcMar>
-          </w:tcPr>
-          <w:p>
-            <w:pPr>
-              <w:spacing w:line="240" w:lineRule="auto" w:after="40"/>
-            </w:pPr>
-            <w:r>
-              <w:rPr>
-                <w:rFonts w:ascii="Times New Roman" w:hAnsi="Times New Roman"/>
-                <w:sz w:val="22"/>
-              </w:rPr>
-              <w:t xml:space="preserve">Chấm điểm 1-5 sao và để lại nhận xét sau khi ca khám hoàn tất</w:t>
-            </w:r>
-          </w:p>
-        </w:tc>
-        <w:tc>
-          <w:tcPr>
-            <w:tcMar>
-              <w:top w:w="120" w:type="dxa"/>
-              <w:bottom w:w="120" w:type="dxa"/>
-              <w:left w:w="160" w:type="dxa"/>
-              <w:right w:w="160" w:type="dxa"/>
-            </w:tcMar>
-          </w:tcPr>
-          <w:p>
-            <w:pPr>
-              <w:spacing w:line="240" w:lineRule="auto" w:after="40"/>
-            </w:pPr>
-            <w:r>
-              <w:rPr>
-                <w:rFonts w:ascii="Times New Roman" w:hAnsi="Times New Roman"/>
-                <w:sz w:val="22"/>
-              </w:rPr>
-              <w:t xml:space="preserve">Minh bạch dịch vụ</w:t>
+              <w:t xml:space="preserve">Bác sĩ (Doctor)</w:t>
+            </w:r>
+          </w:p>
+        </w:tc>
+        <w:tc>
+          <w:tcPr>
+            <w:tcMar>
+              <w:top w:w="120" w:type="dxa"/>
+              <w:bottom w:w="120" w:type="dxa"/>
+              <w:left w:w="160" w:type="dxa"/>
+              <w:right w:w="160" w:type="dxa"/>
+            </w:tcMar>
+          </w:tcPr>
+          <w:p>
+            <w:pPr>
+              <w:spacing w:line="240" w:lineRule="auto" w:after="40"/>
+            </w:pPr>
+            <w:r>
+              <w:rPr>
+                <w:rFonts w:ascii="Times New Roman" w:hAnsi="Times New Roman"/>
+                <w:sz w:val="22"/>
+              </w:rPr>
+              <w:t xml:space="preserve">Xem lịch trực cá nhân</w:t>
+            </w:r>
+          </w:p>
+        </w:tc>
+        <w:tc>
+          <w:tcPr>
+            <w:tcMar>
+              <w:top w:w="120" w:type="dxa"/>
+              <w:bottom w:w="120" w:type="dxa"/>
+              <w:left w:w="160" w:type="dxa"/>
+              <w:right w:w="160" w:type="dxa"/>
+            </w:tcMar>
+          </w:tcPr>
+          <w:p>
+            <w:pPr>
+              <w:spacing w:line="240" w:lineRule="auto" w:after="40"/>
+            </w:pPr>
+            <w:r>
+              <w:rPr>
+                <w:rFonts w:ascii="Times New Roman" w:hAnsi="Times New Roman"/>
+                <w:sz w:val="22"/>
+              </w:rPr>
+              <w:t xml:space="preserve">Tra cứu</w:t>
+            </w:r>
+          </w:p>
+        </w:tc>
+        <w:tc>
+          <w:tcPr>
+            <w:tcMar>
+              <w:top w:w="120" w:type="dxa"/>
+              <w:bottom w:w="120" w:type="dxa"/>
+              <w:left w:w="160" w:type="dxa"/>
+              <w:right w:w="160" w:type="dxa"/>
+            </w:tcMar>
+          </w:tcPr>
+          <w:p>
+            <w:pPr>
+              <w:spacing w:line="240" w:lineRule="auto" w:after="40"/>
+            </w:pPr>
+            <w:r>
+              <w:rPr>
+                <w:rFonts w:ascii="Times New Roman" w:hAnsi="Times New Roman"/>
+                <w:sz w:val="22"/>
+              </w:rPr>
+              <w:t xml:space="preserve">Theo dõi lịch phân ca (ca sáng / ca chiều) trong 14 ngày tới</w:t>
+            </w:r>
+          </w:p>
+        </w:tc>
+        <w:tc>
+          <w:tcPr>
+            <w:tcMar>
+              <w:top w:w="120" w:type="dxa"/>
+              <w:bottom w:w="120" w:type="dxa"/>
+              <w:left w:w="160" w:type="dxa"/>
+              <w:right w:w="160" w:type="dxa"/>
+            </w:tcMar>
+          </w:tcPr>
+          <w:p>
+            <w:pPr>
+              <w:spacing w:line="240" w:lineRule="auto" w:after="40"/>
+            </w:pPr>
+            <w:r>
+              <w:rPr>
+                <w:rFonts w:ascii="Times New Roman" w:hAnsi="Times New Roman"/>
+                <w:sz w:val="22"/>
+              </w:rPr>
+              <w:t xml:space="preserve">Theo dõi lịch làm</w:t>
             </w:r>
           </w:p>
         </w:tc>
@@ -2505,7 +2505,7 @@
                 <w:rFonts w:ascii="Times New Roman" w:hAnsi="Times New Roman"/>
                 <w:sz w:val="22"/>
               </w:rPr>
-              <w:t xml:space="preserve">Xem lịch trực cá nhân</w:t>
+              <w:t xml:space="preserve">Xem hàng chờ khám bệnh</w:t>
             </w:r>
           </w:p>
         </w:tc>
@@ -2549,29 +2549,29 @@
                 <w:rFonts w:ascii="Times New Roman" w:hAnsi="Times New Roman"/>
                 <w:sz w:val="22"/>
               </w:rPr>
-              <w:t xml:space="preserve">Theo dõi lịch phân ca (ca sáng / ca chiều) trong 14 ngày tới</w:t>
-            </w:r>
-          </w:p>
-        </w:tc>
-        <w:tc>
-          <w:tcPr>
-            <w:tcMar>
-              <w:top w:w="120" w:type="dxa"/>
-              <w:bottom w:w="120" w:type="dxa"/>
-              <w:left w:w="160" w:type="dxa"/>
-              <w:right w:w="160" w:type="dxa"/>
-            </w:tcMar>
-          </w:tcPr>
-          <w:p>
-            <w:pPr>
-              <w:spacing w:line="240" w:lineRule="auto" w:after="40"/>
-            </w:pPr>
-            <w:r>
-              <w:rPr>
-                <w:rFonts w:ascii="Times New Roman" w:hAnsi="Times New Roman"/>
-                <w:sz w:val="22"/>
-              </w:rPr>
-              <w:t xml:space="preserve">Theo dõi lịch làm</w:t>
+              <w:t xml:space="preserve">Xem danh sách bệnh nhân đã check-in theo số thứ tự STT</w:t>
+            </w:r>
+          </w:p>
+        </w:tc>
+        <w:tc>
+          <w:tcPr>
+            <w:tcMar>
+              <w:top w:w="120" w:type="dxa"/>
+              <w:bottom w:w="120" w:type="dxa"/>
+              <w:left w:w="160" w:type="dxa"/>
+              <w:right w:w="160" w:type="dxa"/>
+            </w:tcMar>
+          </w:tcPr>
+          <w:p>
+            <w:pPr>
+              <w:spacing w:line="240" w:lineRule="auto" w:after="40"/>
+            </w:pPr>
+            <w:r>
+              <w:rPr>
+                <w:rFonts w:ascii="Times New Roman" w:hAnsi="Times New Roman"/>
+                <w:sz w:val="22"/>
+              </w:rPr>
+              <w:t xml:space="preserve">Sắp theo queue_sequence</w:t>
             </w:r>
           </w:p>
         </w:tc>
@@ -2639,73 +2639,73 @@
                 <w:rFonts w:ascii="Times New Roman" w:hAnsi="Times New Roman"/>
                 <w:sz w:val="22"/>
               </w:rPr>
-              <w:t xml:space="preserve">Xem hàng chờ khám bệnh</w:t>
-            </w:r>
-          </w:p>
-        </w:tc>
-        <w:tc>
-          <w:tcPr>
-            <w:tcMar>
-              <w:top w:w="120" w:type="dxa"/>
-              <w:bottom w:w="120" w:type="dxa"/>
-              <w:left w:w="160" w:type="dxa"/>
-              <w:right w:w="160" w:type="dxa"/>
-            </w:tcMar>
-          </w:tcPr>
-          <w:p>
-            <w:pPr>
-              <w:spacing w:line="240" w:lineRule="auto" w:after="40"/>
-            </w:pPr>
-            <w:r>
-              <w:rPr>
-                <w:rFonts w:ascii="Times New Roman" w:hAnsi="Times New Roman"/>
-                <w:sz w:val="22"/>
-              </w:rPr>
-              <w:t xml:space="preserve">Tra cứu</w:t>
-            </w:r>
-          </w:p>
-        </w:tc>
-        <w:tc>
-          <w:tcPr>
-            <w:tcMar>
-              <w:top w:w="120" w:type="dxa"/>
-              <w:bottom w:w="120" w:type="dxa"/>
-              <w:left w:w="160" w:type="dxa"/>
-              <w:right w:w="160" w:type="dxa"/>
-            </w:tcMar>
-          </w:tcPr>
-          <w:p>
-            <w:pPr>
-              <w:spacing w:line="240" w:lineRule="auto" w:after="40"/>
-            </w:pPr>
-            <w:r>
-              <w:rPr>
-                <w:rFonts w:ascii="Times New Roman" w:hAnsi="Times New Roman"/>
-                <w:sz w:val="22"/>
-              </w:rPr>
-              <w:t xml:space="preserve">Xem danh sách bệnh nhân đã check-in theo số thứ tự STT</w:t>
-            </w:r>
-          </w:p>
-        </w:tc>
-        <w:tc>
-          <w:tcPr>
-            <w:tcMar>
-              <w:top w:w="120" w:type="dxa"/>
-              <w:bottom w:w="120" w:type="dxa"/>
-              <w:left w:w="160" w:type="dxa"/>
-              <w:right w:w="160" w:type="dxa"/>
-            </w:tcMar>
-          </w:tcPr>
-          <w:p>
-            <w:pPr>
-              <w:spacing w:line="240" w:lineRule="auto" w:after="40"/>
-            </w:pPr>
-            <w:r>
-              <w:rPr>
-                <w:rFonts w:ascii="Times New Roman" w:hAnsi="Times New Roman"/>
-                <w:sz w:val="22"/>
-              </w:rPr>
-              <w:t xml:space="preserve">Thời gian thực</w:t>
+              <w:t xml:space="preserve">Tiếp nhận &amp; Bắt đầu khám</w:t>
+            </w:r>
+          </w:p>
+        </w:tc>
+        <w:tc>
+          <w:tcPr>
+            <w:tcMar>
+              <w:top w:w="120" w:type="dxa"/>
+              <w:bottom w:w="120" w:type="dxa"/>
+              <w:left w:w="160" w:type="dxa"/>
+              <w:right w:w="160" w:type="dxa"/>
+            </w:tcMar>
+          </w:tcPr>
+          <w:p>
+            <w:pPr>
+              <w:spacing w:line="240" w:lineRule="auto" w:after="40"/>
+            </w:pPr>
+            <w:r>
+              <w:rPr>
+                <w:rFonts w:ascii="Times New Roman" w:hAnsi="Times New Roman"/>
+                <w:sz w:val="22"/>
+              </w:rPr>
+              <w:t xml:space="preserve">Xử lý</w:t>
+            </w:r>
+          </w:p>
+        </w:tc>
+        <w:tc>
+          <w:tcPr>
+            <w:tcMar>
+              <w:top w:w="120" w:type="dxa"/>
+              <w:bottom w:w="120" w:type="dxa"/>
+              <w:left w:w="160" w:type="dxa"/>
+              <w:right w:w="160" w:type="dxa"/>
+            </w:tcMar>
+          </w:tcPr>
+          <w:p>
+            <w:pPr>
+              <w:spacing w:line="240" w:lineRule="auto" w:after="40"/>
+            </w:pPr>
+            <w:r>
+              <w:rPr>
+                <w:rFonts w:ascii="Times New Roman" w:hAnsi="Times New Roman"/>
+                <w:sz w:val="22"/>
+              </w:rPr>
+              <w:t xml:space="preserve">Gọi bệnh nhân vào phòng, chuyển trạng thái sang IN_PROGRESS</w:t>
+            </w:r>
+          </w:p>
+        </w:tc>
+        <w:tc>
+          <w:tcPr>
+            <w:tcMar>
+              <w:top w:w="120" w:type="dxa"/>
+              <w:bottom w:w="120" w:type="dxa"/>
+              <w:left w:w="160" w:type="dxa"/>
+              <w:right w:w="160" w:type="dxa"/>
+            </w:tcMar>
+          </w:tcPr>
+          <w:p>
+            <w:pPr>
+              <w:spacing w:line="240" w:lineRule="auto" w:after="40"/>
+            </w:pPr>
+            <w:r>
+              <w:rPr>
+                <w:rFonts w:ascii="Times New Roman" w:hAnsi="Times New Roman"/>
+                <w:sz w:val="22"/>
+              </w:rPr>
+              <w:t xml:space="preserve">Bàn khám bác sĩ</w:t>
             </w:r>
           </w:p>
         </w:tc>
@@ -2773,73 +2773,73 @@
                 <w:rFonts w:ascii="Times New Roman" w:hAnsi="Times New Roman"/>
                 <w:sz w:val="22"/>
               </w:rPr>
-              <w:t xml:space="preserve">Tiếp nhận &amp; Bắt đầu khám</w:t>
-            </w:r>
-          </w:p>
-        </w:tc>
-        <w:tc>
-          <w:tcPr>
-            <w:tcMar>
-              <w:top w:w="120" w:type="dxa"/>
-              <w:bottom w:w="120" w:type="dxa"/>
-              <w:left w:w="160" w:type="dxa"/>
-              <w:right w:w="160" w:type="dxa"/>
-            </w:tcMar>
-          </w:tcPr>
-          <w:p>
-            <w:pPr>
-              <w:spacing w:line="240" w:lineRule="auto" w:after="40"/>
-            </w:pPr>
-            <w:r>
-              <w:rPr>
-                <w:rFonts w:ascii="Times New Roman" w:hAnsi="Times New Roman"/>
-                <w:sz w:val="22"/>
-              </w:rPr>
-              <w:t xml:space="preserve">Xử lý</w:t>
-            </w:r>
-          </w:p>
-        </w:tc>
-        <w:tc>
-          <w:tcPr>
-            <w:tcMar>
-              <w:top w:w="120" w:type="dxa"/>
-              <w:bottom w:w="120" w:type="dxa"/>
-              <w:left w:w="160" w:type="dxa"/>
-              <w:right w:w="160" w:type="dxa"/>
-            </w:tcMar>
-          </w:tcPr>
-          <w:p>
-            <w:pPr>
-              <w:spacing w:line="240" w:lineRule="auto" w:after="40"/>
-            </w:pPr>
-            <w:r>
-              <w:rPr>
-                <w:rFonts w:ascii="Times New Roman" w:hAnsi="Times New Roman"/>
-                <w:sz w:val="22"/>
-              </w:rPr>
-              <w:t xml:space="preserve">Gọi bệnh nhân vào phòng, chuyển trạng thái sang IN_PROGRESS</w:t>
-            </w:r>
-          </w:p>
-        </w:tc>
-        <w:tc>
-          <w:tcPr>
-            <w:tcMar>
-              <w:top w:w="120" w:type="dxa"/>
-              <w:bottom w:w="120" w:type="dxa"/>
-              <w:left w:w="160" w:type="dxa"/>
-              <w:right w:w="160" w:type="dxa"/>
-            </w:tcMar>
-          </w:tcPr>
-          <w:p>
-            <w:pPr>
-              <w:spacing w:line="240" w:lineRule="auto" w:after="40"/>
-            </w:pPr>
-            <w:r>
-              <w:rPr>
-                <w:rFonts w:ascii="Times New Roman" w:hAnsi="Times New Roman"/>
-                <w:sz w:val="22"/>
-              </w:rPr>
-              <w:t xml:space="preserve">Bàn khám bác sĩ</w:t>
+              <w:t xml:space="preserve">Tra cứu tiền sử bệnh án</w:t>
+            </w:r>
+          </w:p>
+        </w:tc>
+        <w:tc>
+          <w:tcPr>
+            <w:tcMar>
+              <w:top w:w="120" w:type="dxa"/>
+              <w:bottom w:w="120" w:type="dxa"/>
+              <w:left w:w="160" w:type="dxa"/>
+              <w:right w:w="160" w:type="dxa"/>
+            </w:tcMar>
+          </w:tcPr>
+          <w:p>
+            <w:pPr>
+              <w:spacing w:line="240" w:lineRule="auto" w:after="40"/>
+            </w:pPr>
+            <w:r>
+              <w:rPr>
+                <w:rFonts w:ascii="Times New Roman" w:hAnsi="Times New Roman"/>
+                <w:sz w:val="22"/>
+              </w:rPr>
+              <w:t xml:space="preserve">Tra cứu</w:t>
+            </w:r>
+          </w:p>
+        </w:tc>
+        <w:tc>
+          <w:tcPr>
+            <w:tcMar>
+              <w:top w:w="120" w:type="dxa"/>
+              <w:bottom w:w="120" w:type="dxa"/>
+              <w:left w:w="160" w:type="dxa"/>
+              <w:right w:w="160" w:type="dxa"/>
+            </w:tcMar>
+          </w:tcPr>
+          <w:p>
+            <w:pPr>
+              <w:spacing w:line="240" w:lineRule="auto" w:after="40"/>
+            </w:pPr>
+            <w:r>
+              <w:rPr>
+                <w:rFonts w:ascii="Times New Roman" w:hAnsi="Times New Roman"/>
+                <w:sz w:val="22"/>
+              </w:rPr>
+              <w:t xml:space="preserve">Xem toàn bộ hồ sơ điều trị và các đơn thuốc cũ của bệnh nhân</w:t>
+            </w:r>
+          </w:p>
+        </w:tc>
+        <w:tc>
+          <w:tcPr>
+            <w:tcMar>
+              <w:top w:w="120" w:type="dxa"/>
+              <w:bottom w:w="120" w:type="dxa"/>
+              <w:left w:w="160" w:type="dxa"/>
+              <w:right w:w="160" w:type="dxa"/>
+            </w:tcMar>
+          </w:tcPr>
+          <w:p>
+            <w:pPr>
+              <w:spacing w:line="240" w:lineRule="auto" w:after="40"/>
+            </w:pPr>
+            <w:r>
+              <w:rPr>
+                <w:rFonts w:ascii="Times New Roman" w:hAnsi="Times New Roman"/>
+                <w:sz w:val="22"/>
+              </w:rPr>
+              <w:t xml:space="preserve">Hỗ trợ chẩn đoán</w:t>
             </w:r>
           </w:p>
         </w:tc>
@@ -2907,73 +2907,73 @@
                 <w:rFonts w:ascii="Times New Roman" w:hAnsi="Times New Roman"/>
                 <w:sz w:val="22"/>
               </w:rPr>
-              <w:t xml:space="preserve">Tra cứu tiền sử bệnh án</w:t>
-            </w:r>
-          </w:p>
-        </w:tc>
-        <w:tc>
-          <w:tcPr>
-            <w:tcMar>
-              <w:top w:w="120" w:type="dxa"/>
-              <w:bottom w:w="120" w:type="dxa"/>
-              <w:left w:w="160" w:type="dxa"/>
-              <w:right w:w="160" w:type="dxa"/>
-            </w:tcMar>
-          </w:tcPr>
-          <w:p>
-            <w:pPr>
-              <w:spacing w:line="240" w:lineRule="auto" w:after="40"/>
-            </w:pPr>
-            <w:r>
-              <w:rPr>
-                <w:rFonts w:ascii="Times New Roman" w:hAnsi="Times New Roman"/>
-                <w:sz w:val="22"/>
-              </w:rPr>
-              <w:t xml:space="preserve">Tra cứu</w:t>
-            </w:r>
-          </w:p>
-        </w:tc>
-        <w:tc>
-          <w:tcPr>
-            <w:tcMar>
-              <w:top w:w="120" w:type="dxa"/>
-              <w:bottom w:w="120" w:type="dxa"/>
-              <w:left w:w="160" w:type="dxa"/>
-              <w:right w:w="160" w:type="dxa"/>
-            </w:tcMar>
-          </w:tcPr>
-          <w:p>
-            <w:pPr>
-              <w:spacing w:line="240" w:lineRule="auto" w:after="40"/>
-            </w:pPr>
-            <w:r>
-              <w:rPr>
-                <w:rFonts w:ascii="Times New Roman" w:hAnsi="Times New Roman"/>
-                <w:sz w:val="22"/>
-              </w:rPr>
-              <w:t xml:space="preserve">Xem toàn bộ hồ sơ điều trị và các đơn thuốc cũ của bệnh nhân</w:t>
-            </w:r>
-          </w:p>
-        </w:tc>
-        <w:tc>
-          <w:tcPr>
-            <w:tcMar>
-              <w:top w:w="120" w:type="dxa"/>
-              <w:bottom w:w="120" w:type="dxa"/>
-              <w:left w:w="160" w:type="dxa"/>
-              <w:right w:w="160" w:type="dxa"/>
-            </w:tcMar>
-          </w:tcPr>
-          <w:p>
-            <w:pPr>
-              <w:spacing w:line="240" w:lineRule="auto" w:after="40"/>
-            </w:pPr>
-            <w:r>
-              <w:rPr>
-                <w:rFonts w:ascii="Times New Roman" w:hAnsi="Times New Roman"/>
-                <w:sz w:val="22"/>
-              </w:rPr>
-              <w:t xml:space="preserve">Hỗ trợ chẩn đoán</w:t>
+              <w:t xml:space="preserve">Ghi chẩn đoán bệnh án</w:t>
+            </w:r>
+          </w:p>
+        </w:tc>
+        <w:tc>
+          <w:tcPr>
+            <w:tcMar>
+              <w:top w:w="120" w:type="dxa"/>
+              <w:bottom w:w="120" w:type="dxa"/>
+              <w:left w:w="160" w:type="dxa"/>
+              <w:right w:w="160" w:type="dxa"/>
+            </w:tcMar>
+          </w:tcPr>
+          <w:p>
+            <w:pPr>
+              <w:spacing w:line="240" w:lineRule="auto" w:after="40"/>
+            </w:pPr>
+            <w:r>
+              <w:rPr>
+                <w:rFonts w:ascii="Times New Roman" w:hAnsi="Times New Roman"/>
+                <w:sz w:val="22"/>
+              </w:rPr>
+              <w:t xml:space="preserve">Lưu trữ</w:t>
+            </w:r>
+          </w:p>
+        </w:tc>
+        <w:tc>
+          <w:tcPr>
+            <w:tcMar>
+              <w:top w:w="120" w:type="dxa"/>
+              <w:bottom w:w="120" w:type="dxa"/>
+              <w:left w:w="160" w:type="dxa"/>
+              <w:right w:w="160" w:type="dxa"/>
+            </w:tcMar>
+          </w:tcPr>
+          <w:p>
+            <w:pPr>
+              <w:spacing w:line="240" w:lineRule="auto" w:after="40"/>
+            </w:pPr>
+            <w:r>
+              <w:rPr>
+                <w:rFonts w:ascii="Times New Roman" w:hAnsi="Times New Roman"/>
+                <w:sz w:val="22"/>
+              </w:rPr>
+              <w:t xml:space="preserve">Nhập triệu chứng lâm sàng, chẩn đoán bệnh, dặn dò, hẹn tái khám</w:t>
+            </w:r>
+          </w:p>
+        </w:tc>
+        <w:tc>
+          <w:tcPr>
+            <w:tcMar>
+              <w:top w:w="120" w:type="dxa"/>
+              <w:bottom w:w="120" w:type="dxa"/>
+              <w:left w:w="160" w:type="dxa"/>
+              <w:right w:w="160" w:type="dxa"/>
+            </w:tcMar>
+          </w:tcPr>
+          <w:p>
+            <w:pPr>
+              <w:spacing w:line="240" w:lineRule="auto" w:after="40"/>
+            </w:pPr>
+            <w:r>
+              <w:rPr>
+                <w:rFonts w:ascii="Times New Roman" w:hAnsi="Times New Roman"/>
+                <w:sz w:val="22"/>
+              </w:rPr>
+              <w:t xml:space="preserve">Bệnh án điện tử</w:t>
             </w:r>
           </w:p>
         </w:tc>
@@ -3041,73 +3041,73 @@
                 <w:rFonts w:ascii="Times New Roman" w:hAnsi="Times New Roman"/>
                 <w:sz w:val="22"/>
               </w:rPr>
-              <w:t xml:space="preserve">Ghi chẩn đoán bệnh án</w:t>
-            </w:r>
-          </w:p>
-        </w:tc>
-        <w:tc>
-          <w:tcPr>
-            <w:tcMar>
-              <w:top w:w="120" w:type="dxa"/>
-              <w:bottom w:w="120" w:type="dxa"/>
-              <w:left w:w="160" w:type="dxa"/>
-              <w:right w:w="160" w:type="dxa"/>
-            </w:tcMar>
-          </w:tcPr>
-          <w:p>
-            <w:pPr>
-              <w:spacing w:line="240" w:lineRule="auto" w:after="40"/>
-            </w:pPr>
-            <w:r>
-              <w:rPr>
-                <w:rFonts w:ascii="Times New Roman" w:hAnsi="Times New Roman"/>
-                <w:sz w:val="22"/>
-              </w:rPr>
-              <w:t xml:space="preserve">Lưu trữ</w:t>
-            </w:r>
-          </w:p>
-        </w:tc>
-        <w:tc>
-          <w:tcPr>
-            <w:tcMar>
-              <w:top w:w="120" w:type="dxa"/>
-              <w:bottom w:w="120" w:type="dxa"/>
-              <w:left w:w="160" w:type="dxa"/>
-              <w:right w:w="160" w:type="dxa"/>
-            </w:tcMar>
-          </w:tcPr>
-          <w:p>
-            <w:pPr>
-              <w:spacing w:line="240" w:lineRule="auto" w:after="40"/>
-            </w:pPr>
-            <w:r>
-              <w:rPr>
-                <w:rFonts w:ascii="Times New Roman" w:hAnsi="Times New Roman"/>
-                <w:sz w:val="22"/>
-              </w:rPr>
-              <w:t xml:space="preserve">Nhập triệu chứng lâm sàng, chẩn đoán bệnh, dặn dò, hẹn tái khám</w:t>
-            </w:r>
-          </w:p>
-        </w:tc>
-        <w:tc>
-          <w:tcPr>
-            <w:tcMar>
-              <w:top w:w="120" w:type="dxa"/>
-              <w:bottom w:w="120" w:type="dxa"/>
-              <w:left w:w="160" w:type="dxa"/>
-              <w:right w:w="160" w:type="dxa"/>
-            </w:tcMar>
-          </w:tcPr>
-          <w:p>
-            <w:pPr>
-              <w:spacing w:line="240" w:lineRule="auto" w:after="40"/>
-            </w:pPr>
-            <w:r>
-              <w:rPr>
-                <w:rFonts w:ascii="Times New Roman" w:hAnsi="Times New Roman"/>
-                <w:sz w:val="22"/>
-              </w:rPr>
-              <w:t xml:space="preserve">Bệnh án điện tử</w:t>
+              <w:t xml:space="preserve">Kê đơn thuốc điện tử</w:t>
+            </w:r>
+          </w:p>
+        </w:tc>
+        <w:tc>
+          <w:tcPr>
+            <w:tcMar>
+              <w:top w:w="120" w:type="dxa"/>
+              <w:bottom w:w="120" w:type="dxa"/>
+              <w:left w:w="160" w:type="dxa"/>
+              <w:right w:w="160" w:type="dxa"/>
+            </w:tcMar>
+          </w:tcPr>
+          <w:p>
+            <w:pPr>
+              <w:spacing w:line="240" w:lineRule="auto" w:after="40"/>
+            </w:pPr>
+            <w:r>
+              <w:rPr>
+                <w:rFonts w:ascii="Times New Roman" w:hAnsi="Times New Roman"/>
+                <w:sz w:val="22"/>
+              </w:rPr>
+              <w:t xml:space="preserve">Xử lý</w:t>
+            </w:r>
+          </w:p>
+        </w:tc>
+        <w:tc>
+          <w:tcPr>
+            <w:tcMar>
+              <w:top w:w="120" w:type="dxa"/>
+              <w:bottom w:w="120" w:type="dxa"/>
+              <w:left w:w="160" w:type="dxa"/>
+              <w:right w:w="160" w:type="dxa"/>
+            </w:tcMar>
+          </w:tcPr>
+          <w:p>
+            <w:pPr>
+              <w:spacing w:line="240" w:lineRule="auto" w:after="40"/>
+            </w:pPr>
+            <w:r>
+              <w:rPr>
+                <w:rFonts w:ascii="Times New Roman" w:hAnsi="Times New Roman"/>
+                <w:sz w:val="22"/>
+              </w:rPr>
+              <w:t xml:space="preserve">Chọn thuốc từ kho, nhập số lượng, liều dùng, tự trừ tồn kho</w:t>
+            </w:r>
+          </w:p>
+        </w:tc>
+        <w:tc>
+          <w:tcPr>
+            <w:tcMar>
+              <w:top w:w="120" w:type="dxa"/>
+              <w:bottom w:w="120" w:type="dxa"/>
+              <w:left w:w="160" w:type="dxa"/>
+              <w:right w:w="160" w:type="dxa"/>
+            </w:tcMar>
+          </w:tcPr>
+          <w:p>
+            <w:pPr>
+              <w:spacing w:line="240" w:lineRule="auto" w:after="40"/>
+            </w:pPr>
+            <w:r>
+              <w:rPr>
+                <w:rFonts w:ascii="Times New Roman" w:hAnsi="Times New Roman"/>
+                <w:sz w:val="22"/>
+              </w:rPr>
+              <w:t xml:space="preserve">Liên kết kho dược</w:t>
             </w:r>
           </w:p>
         </w:tc>
@@ -3175,73 +3175,73 @@
                 <w:rFonts w:ascii="Times New Roman" w:hAnsi="Times New Roman"/>
                 <w:sz w:val="22"/>
               </w:rPr>
-              <w:t xml:space="preserve">Kê đơn thuốc điện tử</w:t>
-            </w:r>
-          </w:p>
-        </w:tc>
-        <w:tc>
-          <w:tcPr>
-            <w:tcMar>
-              <w:top w:w="120" w:type="dxa"/>
-              <w:bottom w:w="120" w:type="dxa"/>
-              <w:left w:w="160" w:type="dxa"/>
-              <w:right w:w="160" w:type="dxa"/>
-            </w:tcMar>
-          </w:tcPr>
-          <w:p>
-            <w:pPr>
-              <w:spacing w:line="240" w:lineRule="auto" w:after="40"/>
-            </w:pPr>
-            <w:r>
-              <w:rPr>
-                <w:rFonts w:ascii="Times New Roman" w:hAnsi="Times New Roman"/>
-                <w:sz w:val="22"/>
-              </w:rPr>
-              <w:t xml:space="preserve">Xử lý</w:t>
-            </w:r>
-          </w:p>
-        </w:tc>
-        <w:tc>
-          <w:tcPr>
-            <w:tcMar>
-              <w:top w:w="120" w:type="dxa"/>
-              <w:bottom w:w="120" w:type="dxa"/>
-              <w:left w:w="160" w:type="dxa"/>
-              <w:right w:w="160" w:type="dxa"/>
-            </w:tcMar>
-          </w:tcPr>
-          <w:p>
-            <w:pPr>
-              <w:spacing w:line="240" w:lineRule="auto" w:after="40"/>
-            </w:pPr>
-            <w:r>
-              <w:rPr>
-                <w:rFonts w:ascii="Times New Roman" w:hAnsi="Times New Roman"/>
-                <w:sz w:val="22"/>
-              </w:rPr>
-              <w:t xml:space="preserve">Chọn thuốc từ kho, nhập số lượng, liều dùng, tự trừ tồn kho</w:t>
-            </w:r>
-          </w:p>
-        </w:tc>
-        <w:tc>
-          <w:tcPr>
-            <w:tcMar>
-              <w:top w:w="120" w:type="dxa"/>
-              <w:bottom w:w="120" w:type="dxa"/>
-              <w:left w:w="160" w:type="dxa"/>
-              <w:right w:w="160" w:type="dxa"/>
-            </w:tcMar>
-          </w:tcPr>
-          <w:p>
-            <w:pPr>
-              <w:spacing w:line="240" w:lineRule="auto" w:after="40"/>
-            </w:pPr>
-            <w:r>
-              <w:rPr>
-                <w:rFonts w:ascii="Times New Roman" w:hAnsi="Times New Roman"/>
-                <w:sz w:val="22"/>
-              </w:rPr>
-              <w:t xml:space="preserve">Liên kết kho dược</w:t>
+              <w:t xml:space="preserve">Hoàn tất khám &amp; Xuất PDF</w:t>
+            </w:r>
+          </w:p>
+        </w:tc>
+        <w:tc>
+          <w:tcPr>
+            <w:tcMar>
+              <w:top w:w="120" w:type="dxa"/>
+              <w:bottom w:w="120" w:type="dxa"/>
+              <w:left w:w="160" w:type="dxa"/>
+              <w:right w:w="160" w:type="dxa"/>
+            </w:tcMar>
+          </w:tcPr>
+          <w:p>
+            <w:pPr>
+              <w:spacing w:line="240" w:lineRule="auto" w:after="40"/>
+            </w:pPr>
+            <w:r>
+              <w:rPr>
+                <w:rFonts w:ascii="Times New Roman" w:hAnsi="Times New Roman"/>
+                <w:sz w:val="22"/>
+              </w:rPr>
+              <w:t xml:space="preserve">Kết xuất</w:t>
+            </w:r>
+          </w:p>
+        </w:tc>
+        <w:tc>
+          <w:tcPr>
+            <w:tcMar>
+              <w:top w:w="120" w:type="dxa"/>
+              <w:bottom w:w="120" w:type="dxa"/>
+              <w:left w:w="160" w:type="dxa"/>
+              <w:right w:w="160" w:type="dxa"/>
+            </w:tcMar>
+          </w:tcPr>
+          <w:p>
+            <w:pPr>
+              <w:spacing w:line="240" w:lineRule="auto" w:after="40"/>
+            </w:pPr>
+            <w:r>
+              <w:rPr>
+                <w:rFonts w:ascii="Times New Roman" w:hAnsi="Times New Roman"/>
+                <w:sz w:val="22"/>
+              </w:rPr>
+              <w:t xml:space="preserve">Hoàn thành ca khám, hệ thống tự động sinh hóa đơn và xuất PDF</w:t>
+            </w:r>
+          </w:p>
+        </w:tc>
+        <w:tc>
+          <w:tcPr>
+            <w:tcMar>
+              <w:top w:w="120" w:type="dxa"/>
+              <w:bottom w:w="120" w:type="dxa"/>
+              <w:left w:w="160" w:type="dxa"/>
+              <w:right w:w="160" w:type="dxa"/>
+            </w:tcMar>
+          </w:tcPr>
+          <w:p>
+            <w:pPr>
+              <w:spacing w:line="240" w:lineRule="auto" w:after="40"/>
+            </w:pPr>
+            <w:r>
+              <w:rPr>
+                <w:rFonts w:ascii="Times New Roman" w:hAnsi="Times New Roman"/>
+                <w:sz w:val="22"/>
+              </w:rPr>
+              <w:t xml:space="preserve">Chuyển thu ngân</w:t>
             </w:r>
           </w:p>
         </w:tc>
@@ -3287,95 +3287,95 @@
                 <w:rFonts w:ascii="Times New Roman" w:hAnsi="Times New Roman"/>
                 <w:sz w:val="22"/>
               </w:rPr>
-              <w:t xml:space="preserve">Bác sĩ (Doctor)</w:t>
-            </w:r>
-          </w:p>
-        </w:tc>
-        <w:tc>
-          <w:tcPr>
-            <w:tcMar>
-              <w:top w:w="120" w:type="dxa"/>
-              <w:bottom w:w="120" w:type="dxa"/>
-              <w:left w:w="160" w:type="dxa"/>
-              <w:right w:w="160" w:type="dxa"/>
-            </w:tcMar>
-          </w:tcPr>
-          <w:p>
-            <w:pPr>
-              <w:spacing w:line="240" w:lineRule="auto" w:after="40"/>
-            </w:pPr>
-            <w:r>
-              <w:rPr>
-                <w:rFonts w:ascii="Times New Roman" w:hAnsi="Times New Roman"/>
-                <w:sz w:val="22"/>
-              </w:rPr>
-              <w:t xml:space="preserve">Hoàn tất khám &amp; Xuất PDF</w:t>
-            </w:r>
-          </w:p>
-        </w:tc>
-        <w:tc>
-          <w:tcPr>
-            <w:tcMar>
-              <w:top w:w="120" w:type="dxa"/>
-              <w:bottom w:w="120" w:type="dxa"/>
-              <w:left w:w="160" w:type="dxa"/>
-              <w:right w:w="160" w:type="dxa"/>
-            </w:tcMar>
-          </w:tcPr>
-          <w:p>
-            <w:pPr>
-              <w:spacing w:line="240" w:lineRule="auto" w:after="40"/>
-            </w:pPr>
-            <w:r>
-              <w:rPr>
-                <w:rFonts w:ascii="Times New Roman" w:hAnsi="Times New Roman"/>
-                <w:sz w:val="22"/>
-              </w:rPr>
-              <w:t xml:space="preserve">Kết xuất</w:t>
-            </w:r>
-          </w:p>
-        </w:tc>
-        <w:tc>
-          <w:tcPr>
-            <w:tcMar>
-              <w:top w:w="120" w:type="dxa"/>
-              <w:bottom w:w="120" w:type="dxa"/>
-              <w:left w:w="160" w:type="dxa"/>
-              <w:right w:w="160" w:type="dxa"/>
-            </w:tcMar>
-          </w:tcPr>
-          <w:p>
-            <w:pPr>
-              <w:spacing w:line="240" w:lineRule="auto" w:after="40"/>
-            </w:pPr>
-            <w:r>
-              <w:rPr>
-                <w:rFonts w:ascii="Times New Roman" w:hAnsi="Times New Roman"/>
-                <w:sz w:val="22"/>
-              </w:rPr>
-              <w:t xml:space="preserve">Hoàn thành ca khám, hệ thống tự động sinh hóa đơn và xuất PDF</w:t>
-            </w:r>
-          </w:p>
-        </w:tc>
-        <w:tc>
-          <w:tcPr>
-            <w:tcMar>
-              <w:top w:w="120" w:type="dxa"/>
-              <w:bottom w:w="120" w:type="dxa"/>
-              <w:left w:w="160" w:type="dxa"/>
-              <w:right w:w="160" w:type="dxa"/>
-            </w:tcMar>
-          </w:tcPr>
-          <w:p>
-            <w:pPr>
-              <w:spacing w:line="240" w:lineRule="auto" w:after="40"/>
-            </w:pPr>
-            <w:r>
-              <w:rPr>
-                <w:rFonts w:ascii="Times New Roman" w:hAnsi="Times New Roman"/>
-                <w:sz w:val="22"/>
-              </w:rPr>
-              <w:t xml:space="preserve">Chuyển thu ngân</w:t>
+              <w:t xml:space="preserve">Lễ tân (Staff)</w:t>
+            </w:r>
+          </w:p>
+        </w:tc>
+        <w:tc>
+          <w:tcPr>
+            <w:tcMar>
+              <w:top w:w="120" w:type="dxa"/>
+              <w:bottom w:w="120" w:type="dxa"/>
+              <w:left w:w="160" w:type="dxa"/>
+              <w:right w:w="160" w:type="dxa"/>
+            </w:tcMar>
+          </w:tcPr>
+          <w:p>
+            <w:pPr>
+              <w:spacing w:line="240" w:lineRule="auto" w:after="40"/>
+            </w:pPr>
+            <w:r>
+              <w:rPr>
+                <w:rFonts w:ascii="Times New Roman" w:hAnsi="Times New Roman"/>
+                <w:sz w:val="22"/>
+              </w:rPr>
+              <w:t xml:space="preserve">Tra cứu tiếp nhận</w:t>
+            </w:r>
+          </w:p>
+        </w:tc>
+        <w:tc>
+          <w:tcPr>
+            <w:tcMar>
+              <w:top w:w="120" w:type="dxa"/>
+              <w:bottom w:w="120" w:type="dxa"/>
+              <w:left w:w="160" w:type="dxa"/>
+              <w:right w:w="160" w:type="dxa"/>
+            </w:tcMar>
+          </w:tcPr>
+          <w:p>
+            <w:pPr>
+              <w:spacing w:line="240" w:lineRule="auto" w:after="40"/>
+            </w:pPr>
+            <w:r>
+              <w:rPr>
+                <w:rFonts w:ascii="Times New Roman" w:hAnsi="Times New Roman"/>
+                <w:sz w:val="22"/>
+              </w:rPr>
+              <w:t xml:space="preserve">Tra cứu</w:t>
+            </w:r>
+          </w:p>
+        </w:tc>
+        <w:tc>
+          <w:tcPr>
+            <w:tcMar>
+              <w:top w:w="120" w:type="dxa"/>
+              <w:bottom w:w="120" w:type="dxa"/>
+              <w:left w:w="160" w:type="dxa"/>
+              <w:right w:w="160" w:type="dxa"/>
+            </w:tcMar>
+          </w:tcPr>
+          <w:p>
+            <w:pPr>
+              <w:spacing w:line="240" w:lineRule="auto" w:after="40"/>
+            </w:pPr>
+            <w:r>
+              <w:rPr>
+                <w:rFonts w:ascii="Times New Roman" w:hAnsi="Times New Roman"/>
+                <w:sz w:val="22"/>
+              </w:rPr>
+              <w:t xml:space="preserve">Tìm kiếm lịch hẹn theo mã đặt lịch, số điện thoại hoặc họ tên</w:t>
+            </w:r>
+          </w:p>
+        </w:tc>
+        <w:tc>
+          <w:tcPr>
+            <w:tcMar>
+              <w:top w:w="120" w:type="dxa"/>
+              <w:bottom w:w="120" w:type="dxa"/>
+              <w:left w:w="160" w:type="dxa"/>
+              <w:right w:w="160" w:type="dxa"/>
+            </w:tcMar>
+          </w:tcPr>
+          <w:p>
+            <w:pPr>
+              <w:spacing w:line="240" w:lineRule="auto" w:after="40"/>
+            </w:pPr>
+            <w:r>
+              <w:rPr>
+                <w:rFonts w:ascii="Times New Roman" w:hAnsi="Times New Roman"/>
+                <w:sz w:val="22"/>
+              </w:rPr>
+              <w:t xml:space="preserve">Quầy tiếp đón</w:t>
             </w:r>
           </w:p>
         </w:tc>
@@ -3443,73 +3443,73 @@
                 <w:rFonts w:ascii="Times New Roman" w:hAnsi="Times New Roman"/>
                 <w:sz w:val="22"/>
               </w:rPr>
-              <w:t xml:space="preserve">Tra cứu tiếp nhận</w:t>
-            </w:r>
-          </w:p>
-        </w:tc>
-        <w:tc>
-          <w:tcPr>
-            <w:tcMar>
-              <w:top w:w="120" w:type="dxa"/>
-              <w:bottom w:w="120" w:type="dxa"/>
-              <w:left w:w="160" w:type="dxa"/>
-              <w:right w:w="160" w:type="dxa"/>
-            </w:tcMar>
-          </w:tcPr>
-          <w:p>
-            <w:pPr>
-              <w:spacing w:line="240" w:lineRule="auto" w:after="40"/>
-            </w:pPr>
-            <w:r>
-              <w:rPr>
-                <w:rFonts w:ascii="Times New Roman" w:hAnsi="Times New Roman"/>
-                <w:sz w:val="22"/>
-              </w:rPr>
-              <w:t xml:space="preserve">Tra cứu</w:t>
-            </w:r>
-          </w:p>
-        </w:tc>
-        <w:tc>
-          <w:tcPr>
-            <w:tcMar>
-              <w:top w:w="120" w:type="dxa"/>
-              <w:bottom w:w="120" w:type="dxa"/>
-              <w:left w:w="160" w:type="dxa"/>
-              <w:right w:w="160" w:type="dxa"/>
-            </w:tcMar>
-          </w:tcPr>
-          <w:p>
-            <w:pPr>
-              <w:spacing w:line="240" w:lineRule="auto" w:after="40"/>
-            </w:pPr>
-            <w:r>
-              <w:rPr>
-                <w:rFonts w:ascii="Times New Roman" w:hAnsi="Times New Roman"/>
-                <w:sz w:val="22"/>
-              </w:rPr>
-              <w:t xml:space="preserve">Tìm kiếm lịch hẹn theo mã đặt lịch, số điện thoại hoặc họ tên</w:t>
-            </w:r>
-          </w:p>
-        </w:tc>
-        <w:tc>
-          <w:tcPr>
-            <w:tcMar>
-              <w:top w:w="120" w:type="dxa"/>
-              <w:bottom w:w="120" w:type="dxa"/>
-              <w:left w:w="160" w:type="dxa"/>
-              <w:right w:w="160" w:type="dxa"/>
-            </w:tcMar>
-          </w:tcPr>
-          <w:p>
-            <w:pPr>
-              <w:spacing w:line="240" w:lineRule="auto" w:after="40"/>
-            </w:pPr>
-            <w:r>
-              <w:rPr>
-                <w:rFonts w:ascii="Times New Roman" w:hAnsi="Times New Roman"/>
-                <w:sz w:val="22"/>
-              </w:rPr>
-              <w:t xml:space="preserve">Quầy tiếp đón</w:t>
+              <w:t xml:space="preserve">Quét QR Check-in &amp; Cấp STT</w:t>
+            </w:r>
+          </w:p>
+        </w:tc>
+        <w:tc>
+          <w:tcPr>
+            <w:tcMar>
+              <w:top w:w="120" w:type="dxa"/>
+              <w:bottom w:w="120" w:type="dxa"/>
+              <w:left w:w="160" w:type="dxa"/>
+              <w:right w:w="160" w:type="dxa"/>
+            </w:tcMar>
+          </w:tcPr>
+          <w:p>
+            <w:pPr>
+              <w:spacing w:line="240" w:lineRule="auto" w:after="40"/>
+            </w:pPr>
+            <w:r>
+              <w:rPr>
+                <w:rFonts w:ascii="Times New Roman" w:hAnsi="Times New Roman"/>
+                <w:sz w:val="22"/>
+              </w:rPr>
+              <w:t xml:space="preserve">Xử lý</w:t>
+            </w:r>
+          </w:p>
+        </w:tc>
+        <w:tc>
+          <w:tcPr>
+            <w:tcMar>
+              <w:top w:w="120" w:type="dxa"/>
+              <w:bottom w:w="120" w:type="dxa"/>
+              <w:left w:w="160" w:type="dxa"/>
+              <w:right w:w="160" w:type="dxa"/>
+            </w:tcMar>
+          </w:tcPr>
+          <w:p>
+            <w:pPr>
+              <w:spacing w:line="240" w:lineRule="auto" w:after="40"/>
+            </w:pPr>
+            <w:r>
+              <w:rPr>
+                <w:rFonts w:ascii="Times New Roman" w:hAnsi="Times New Roman"/>
+                <w:sz w:val="22"/>
+              </w:rPr>
+              <w:t xml:space="preserve">Quét mã QR bệnh nhân, tự động cấp số thứ tự khám STT-XX</w:t>
+            </w:r>
+          </w:p>
+        </w:tc>
+        <w:tc>
+          <w:tcPr>
+            <w:tcMar>
+              <w:top w:w="120" w:type="dxa"/>
+              <w:bottom w:w="120" w:type="dxa"/>
+              <w:left w:w="160" w:type="dxa"/>
+              <w:right w:w="160" w:type="dxa"/>
+            </w:tcMar>
+          </w:tcPr>
+          <w:p>
+            <w:pPr>
+              <w:spacing w:line="240" w:lineRule="auto" w:after="40"/>
+            </w:pPr>
+            <w:r>
+              <w:rPr>
+                <w:rFonts w:ascii="Times New Roman" w:hAnsi="Times New Roman"/>
+                <w:sz w:val="22"/>
+              </w:rPr>
+              <w:t xml:space="preserve">Đẩy vào hàng chờ</w:t>
             </w:r>
           </w:p>
         </w:tc>
@@ -3577,73 +3577,73 @@
                 <w:rFonts w:ascii="Times New Roman" w:hAnsi="Times New Roman"/>
                 <w:sz w:val="22"/>
               </w:rPr>
-              <w:t xml:space="preserve">Quét QR Check-in &amp; Cấp STT</w:t>
-            </w:r>
-          </w:p>
-        </w:tc>
-        <w:tc>
-          <w:tcPr>
-            <w:tcMar>
-              <w:top w:w="120" w:type="dxa"/>
-              <w:bottom w:w="120" w:type="dxa"/>
-              <w:left w:w="160" w:type="dxa"/>
-              <w:right w:w="160" w:type="dxa"/>
-            </w:tcMar>
-          </w:tcPr>
-          <w:p>
-            <w:pPr>
-              <w:spacing w:line="240" w:lineRule="auto" w:after="40"/>
-            </w:pPr>
-            <w:r>
-              <w:rPr>
-                <w:rFonts w:ascii="Times New Roman" w:hAnsi="Times New Roman"/>
-                <w:sz w:val="22"/>
-              </w:rPr>
-              <w:t xml:space="preserve">Xử lý</w:t>
-            </w:r>
-          </w:p>
-        </w:tc>
-        <w:tc>
-          <w:tcPr>
-            <w:tcMar>
-              <w:top w:w="120" w:type="dxa"/>
-              <w:bottom w:w="120" w:type="dxa"/>
-              <w:left w:w="160" w:type="dxa"/>
-              <w:right w:w="160" w:type="dxa"/>
-            </w:tcMar>
-          </w:tcPr>
-          <w:p>
-            <w:pPr>
-              <w:spacing w:line="240" w:lineRule="auto" w:after="40"/>
-            </w:pPr>
-            <w:r>
-              <w:rPr>
-                <w:rFonts w:ascii="Times New Roman" w:hAnsi="Times New Roman"/>
-                <w:sz w:val="22"/>
-              </w:rPr>
-              <w:t xml:space="preserve">Quét mã QR bệnh nhân, tự động cấp số thứ tự khám STT-XX</w:t>
-            </w:r>
-          </w:p>
-        </w:tc>
-        <w:tc>
-          <w:tcPr>
-            <w:tcMar>
-              <w:top w:w="120" w:type="dxa"/>
-              <w:bottom w:w="120" w:type="dxa"/>
-              <w:left w:w="160" w:type="dxa"/>
-              <w:right w:w="160" w:type="dxa"/>
-            </w:tcMar>
-          </w:tcPr>
-          <w:p>
-            <w:pPr>
-              <w:spacing w:line="240" w:lineRule="auto" w:after="40"/>
-            </w:pPr>
-            <w:r>
-              <w:rPr>
-                <w:rFonts w:ascii="Times New Roman" w:hAnsi="Times New Roman"/>
-                <w:sz w:val="22"/>
-              </w:rPr>
-              <w:t xml:space="preserve">Đẩy vào hàng chờ</w:t>
+              <w:t xml:space="preserve">Tiếp nhận bệnh nhân vãng lai</w:t>
+            </w:r>
+          </w:p>
+        </w:tc>
+        <w:tc>
+          <w:tcPr>
+            <w:tcMar>
+              <w:top w:w="120" w:type="dxa"/>
+              <w:bottom w:w="120" w:type="dxa"/>
+              <w:left w:w="160" w:type="dxa"/>
+              <w:right w:w="160" w:type="dxa"/>
+            </w:tcMar>
+          </w:tcPr>
+          <w:p>
+            <w:pPr>
+              <w:spacing w:line="240" w:lineRule="auto" w:after="40"/>
+            </w:pPr>
+            <w:r>
+              <w:rPr>
+                <w:rFonts w:ascii="Times New Roman" w:hAnsi="Times New Roman"/>
+                <w:sz w:val="22"/>
+              </w:rPr>
+              <w:t xml:space="preserve">Lưu trữ</w:t>
+            </w:r>
+          </w:p>
+        </w:tc>
+        <w:tc>
+          <w:tcPr>
+            <w:tcMar>
+              <w:top w:w="120" w:type="dxa"/>
+              <w:bottom w:w="120" w:type="dxa"/>
+              <w:left w:w="160" w:type="dxa"/>
+              <w:right w:w="160" w:type="dxa"/>
+            </w:tcMar>
+          </w:tcPr>
+          <w:p>
+            <w:pPr>
+              <w:spacing w:line="240" w:lineRule="auto" w:after="40"/>
+            </w:pPr>
+            <w:r>
+              <w:rPr>
+                <w:rFonts w:ascii="Times New Roman" w:hAnsi="Times New Roman"/>
+                <w:sz w:val="22"/>
+              </w:rPr>
+              <w:t xml:space="preserve">Đăng ký hồ sơ và đặt lịch trực tiếp cho khách chưa đặt trước</w:t>
+            </w:r>
+          </w:p>
+        </w:tc>
+        <w:tc>
+          <w:tcPr>
+            <w:tcMar>
+              <w:top w:w="120" w:type="dxa"/>
+              <w:bottom w:w="120" w:type="dxa"/>
+              <w:left w:w="160" w:type="dxa"/>
+              <w:right w:w="160" w:type="dxa"/>
+            </w:tcMar>
+          </w:tcPr>
+          <w:p>
+            <w:pPr>
+              <w:spacing w:line="240" w:lineRule="auto" w:after="40"/>
+            </w:pPr>
+            <w:r>
+              <w:rPr>
+                <w:rFonts w:ascii="Times New Roman" w:hAnsi="Times New Roman"/>
+                <w:sz w:val="22"/>
+              </w:rPr>
+              <w:t xml:space="preserve">Walk-in Desk</w:t>
             </w:r>
           </w:p>
         </w:tc>
@@ -3711,73 +3711,73 @@
                 <w:rFonts w:ascii="Times New Roman" w:hAnsi="Times New Roman"/>
                 <w:sz w:val="22"/>
               </w:rPr>
-              <w:t xml:space="preserve">Tiếp nhận bệnh nhân vãng lai</w:t>
-            </w:r>
-          </w:p>
-        </w:tc>
-        <w:tc>
-          <w:tcPr>
-            <w:tcMar>
-              <w:top w:w="120" w:type="dxa"/>
-              <w:bottom w:w="120" w:type="dxa"/>
-              <w:left w:w="160" w:type="dxa"/>
-              <w:right w:w="160" w:type="dxa"/>
-            </w:tcMar>
-          </w:tcPr>
-          <w:p>
-            <w:pPr>
-              <w:spacing w:line="240" w:lineRule="auto" w:after="40"/>
-            </w:pPr>
-            <w:r>
-              <w:rPr>
-                <w:rFonts w:ascii="Times New Roman" w:hAnsi="Times New Roman"/>
-                <w:sz w:val="22"/>
-              </w:rPr>
-              <w:t xml:space="preserve">Lưu trữ</w:t>
-            </w:r>
-          </w:p>
-        </w:tc>
-        <w:tc>
-          <w:tcPr>
-            <w:tcMar>
-              <w:top w:w="120" w:type="dxa"/>
-              <w:bottom w:w="120" w:type="dxa"/>
-              <w:left w:w="160" w:type="dxa"/>
-              <w:right w:w="160" w:type="dxa"/>
-            </w:tcMar>
-          </w:tcPr>
-          <w:p>
-            <w:pPr>
-              <w:spacing w:line="240" w:lineRule="auto" w:after="40"/>
-            </w:pPr>
-            <w:r>
-              <w:rPr>
-                <w:rFonts w:ascii="Times New Roman" w:hAnsi="Times New Roman"/>
-                <w:sz w:val="22"/>
-              </w:rPr>
-              <w:t xml:space="preserve">Đăng ký hồ sơ và đặt lịch trực tiếp cho khách chưa đặt trước</w:t>
-            </w:r>
-          </w:p>
-        </w:tc>
-        <w:tc>
-          <w:tcPr>
-            <w:tcMar>
-              <w:top w:w="120" w:type="dxa"/>
-              <w:bottom w:w="120" w:type="dxa"/>
-              <w:left w:w="160" w:type="dxa"/>
-              <w:right w:w="160" w:type="dxa"/>
-            </w:tcMar>
-          </w:tcPr>
-          <w:p>
-            <w:pPr>
-              <w:spacing w:line="240" w:lineRule="auto" w:after="40"/>
-            </w:pPr>
-            <w:r>
-              <w:rPr>
-                <w:rFonts w:ascii="Times New Roman" w:hAnsi="Times New Roman"/>
-                <w:sz w:val="22"/>
-              </w:rPr>
-              <w:t xml:space="preserve">Walk-in Desk</w:t>
+              <w:t xml:space="preserve">Quản lý hóa đơn viện phí</w:t>
+            </w:r>
+          </w:p>
+        </w:tc>
+        <w:tc>
+          <w:tcPr>
+            <w:tcMar>
+              <w:top w:w="120" w:type="dxa"/>
+              <w:bottom w:w="120" w:type="dxa"/>
+              <w:left w:w="160" w:type="dxa"/>
+              <w:right w:w="160" w:type="dxa"/>
+            </w:tcMar>
+          </w:tcPr>
+          <w:p>
+            <w:pPr>
+              <w:spacing w:line="240" w:lineRule="auto" w:after="40"/>
+            </w:pPr>
+            <w:r>
+              <w:rPr>
+                <w:rFonts w:ascii="Times New Roman" w:hAnsi="Times New Roman"/>
+                <w:sz w:val="22"/>
+              </w:rPr>
+              <w:t xml:space="preserve">Tra cứu</w:t>
+            </w:r>
+          </w:p>
+        </w:tc>
+        <w:tc>
+          <w:tcPr>
+            <w:tcMar>
+              <w:top w:w="120" w:type="dxa"/>
+              <w:bottom w:w="120" w:type="dxa"/>
+              <w:left w:w="160" w:type="dxa"/>
+              <w:right w:w="160" w:type="dxa"/>
+            </w:tcMar>
+          </w:tcPr>
+          <w:p>
+            <w:pPr>
+              <w:spacing w:line="240" w:lineRule="auto" w:after="40"/>
+            </w:pPr>
+            <w:r>
+              <w:rPr>
+                <w:rFonts w:ascii="Times New Roman" w:hAnsi="Times New Roman"/>
+                <w:sz w:val="22"/>
+              </w:rPr>
+              <w:t xml:space="preserve">Xem danh sách hóa đơn viện phí chờ thanh toán của các ca khám</w:t>
+            </w:r>
+          </w:p>
+        </w:tc>
+        <w:tc>
+          <w:tcPr>
+            <w:tcMar>
+              <w:top w:w="120" w:type="dxa"/>
+              <w:bottom w:w="120" w:type="dxa"/>
+              <w:left w:w="160" w:type="dxa"/>
+              <w:right w:w="160" w:type="dxa"/>
+            </w:tcMar>
+          </w:tcPr>
+          <w:p>
+            <w:pPr>
+              <w:spacing w:line="240" w:lineRule="auto" w:after="40"/>
+            </w:pPr>
+            <w:r>
+              <w:rPr>
+                <w:rFonts w:ascii="Times New Roman" w:hAnsi="Times New Roman"/>
+                <w:sz w:val="22"/>
+              </w:rPr>
+              <w:t xml:space="preserve">Quầy thanh toán</w:t>
             </w:r>
           </w:p>
         </w:tc>
@@ -3845,73 +3845,73 @@
                 <w:rFonts w:ascii="Times New Roman" w:hAnsi="Times New Roman"/>
                 <w:sz w:val="22"/>
               </w:rPr>
-              <w:t xml:space="preserve">Quản lý hóa đơn viện phí</w:t>
-            </w:r>
-          </w:p>
-        </w:tc>
-        <w:tc>
-          <w:tcPr>
-            <w:tcMar>
-              <w:top w:w="120" w:type="dxa"/>
-              <w:bottom w:w="120" w:type="dxa"/>
-              <w:left w:w="160" w:type="dxa"/>
-              <w:right w:w="160" w:type="dxa"/>
-            </w:tcMar>
-          </w:tcPr>
-          <w:p>
-            <w:pPr>
-              <w:spacing w:line="240" w:lineRule="auto" w:after="40"/>
-            </w:pPr>
-            <w:r>
-              <w:rPr>
-                <w:rFonts w:ascii="Times New Roman" w:hAnsi="Times New Roman"/>
-                <w:sz w:val="22"/>
-              </w:rPr>
-              <w:t xml:space="preserve">Tra cứu</w:t>
-            </w:r>
-          </w:p>
-        </w:tc>
-        <w:tc>
-          <w:tcPr>
-            <w:tcMar>
-              <w:top w:w="120" w:type="dxa"/>
-              <w:bottom w:w="120" w:type="dxa"/>
-              <w:left w:w="160" w:type="dxa"/>
-              <w:right w:w="160" w:type="dxa"/>
-            </w:tcMar>
-          </w:tcPr>
-          <w:p>
-            <w:pPr>
-              <w:spacing w:line="240" w:lineRule="auto" w:after="40"/>
-            </w:pPr>
-            <w:r>
-              <w:rPr>
-                <w:rFonts w:ascii="Times New Roman" w:hAnsi="Times New Roman"/>
-                <w:sz w:val="22"/>
-              </w:rPr>
-              <w:t xml:space="preserve">Xem danh sách hóa đơn viện phí chờ thanh toán của các ca khám</w:t>
-            </w:r>
-          </w:p>
-        </w:tc>
-        <w:tc>
-          <w:tcPr>
-            <w:tcMar>
-              <w:top w:w="120" w:type="dxa"/>
-              <w:bottom w:w="120" w:type="dxa"/>
-              <w:left w:w="160" w:type="dxa"/>
-              <w:right w:w="160" w:type="dxa"/>
-            </w:tcMar>
-          </w:tcPr>
-          <w:p>
-            <w:pPr>
-              <w:spacing w:line="240" w:lineRule="auto" w:after="40"/>
-            </w:pPr>
-            <w:r>
-              <w:rPr>
-                <w:rFonts w:ascii="Times New Roman" w:hAnsi="Times New Roman"/>
-                <w:sz w:val="22"/>
-              </w:rPr>
-              <w:t xml:space="preserve">Quầy thanh toán</w:t>
+              <w:t xml:space="preserve">Thu viện phí &amp; Xác nhận</w:t>
+            </w:r>
+          </w:p>
+        </w:tc>
+        <w:tc>
+          <w:tcPr>
+            <w:tcMar>
+              <w:top w:w="120" w:type="dxa"/>
+              <w:bottom w:w="120" w:type="dxa"/>
+              <w:left w:w="160" w:type="dxa"/>
+              <w:right w:w="160" w:type="dxa"/>
+            </w:tcMar>
+          </w:tcPr>
+          <w:p>
+            <w:pPr>
+              <w:spacing w:line="240" w:lineRule="auto" w:after="40"/>
+            </w:pPr>
+            <w:r>
+              <w:rPr>
+                <w:rFonts w:ascii="Times New Roman" w:hAnsi="Times New Roman"/>
+                <w:sz w:val="22"/>
+              </w:rPr>
+              <w:t xml:space="preserve">Xử lý</w:t>
+            </w:r>
+          </w:p>
+        </w:tc>
+        <w:tc>
+          <w:tcPr>
+            <w:tcMar>
+              <w:top w:w="120" w:type="dxa"/>
+              <w:bottom w:w="120" w:type="dxa"/>
+              <w:left w:w="160" w:type="dxa"/>
+              <w:right w:w="160" w:type="dxa"/>
+            </w:tcMar>
+          </w:tcPr>
+          <w:p>
+            <w:pPr>
+              <w:spacing w:line="240" w:lineRule="auto" w:after="40"/>
+            </w:pPr>
+            <w:r>
+              <w:rPr>
+                <w:rFonts w:ascii="Times New Roman" w:hAnsi="Times New Roman"/>
+                <w:sz w:val="22"/>
+              </w:rPr>
+              <w:t xml:space="preserve">Thu tiền mặt tại quầy; phương thức khác hiện chưa tích hợp</w:t>
+            </w:r>
+          </w:p>
+        </w:tc>
+        <w:tc>
+          <w:tcPr>
+            <w:tcMar>
+              <w:top w:w="120" w:type="dxa"/>
+              <w:bottom w:w="120" w:type="dxa"/>
+              <w:left w:w="160" w:type="dxa"/>
+              <w:right w:w="160" w:type="dxa"/>
+            </w:tcMar>
+          </w:tcPr>
+          <w:p>
+            <w:pPr>
+              <w:spacing w:line="240" w:lineRule="auto" w:after="40"/>
+            </w:pPr>
+            <w:r>
+              <w:rPr>
+                <w:rFonts w:ascii="Times New Roman" w:hAnsi="Times New Roman"/>
+                <w:sz w:val="22"/>
+              </w:rPr>
+              <w:t xml:space="preserve">Chuyển trạng thái PAID</w:t>
             </w:r>
           </w:p>
         </w:tc>
@@ -3979,73 +3979,73 @@
                 <w:rFonts w:ascii="Times New Roman" w:hAnsi="Times New Roman"/>
                 <w:sz w:val="22"/>
               </w:rPr>
-              <w:t xml:space="preserve">Thu viện phí &amp; Xác nhận</w:t>
-            </w:r>
-          </w:p>
-        </w:tc>
-        <w:tc>
-          <w:tcPr>
-            <w:tcMar>
-              <w:top w:w="120" w:type="dxa"/>
-              <w:bottom w:w="120" w:type="dxa"/>
-              <w:left w:w="160" w:type="dxa"/>
-              <w:right w:w="160" w:type="dxa"/>
-            </w:tcMar>
-          </w:tcPr>
-          <w:p>
-            <w:pPr>
-              <w:spacing w:line="240" w:lineRule="auto" w:after="40"/>
-            </w:pPr>
-            <w:r>
-              <w:rPr>
-                <w:rFonts w:ascii="Times New Roman" w:hAnsi="Times New Roman"/>
-                <w:sz w:val="22"/>
-              </w:rPr>
-              <w:t xml:space="preserve">Xử lý</w:t>
-            </w:r>
-          </w:p>
-        </w:tc>
-        <w:tc>
-          <w:tcPr>
-            <w:tcMar>
-              <w:top w:w="120" w:type="dxa"/>
-              <w:bottom w:w="120" w:type="dxa"/>
-              <w:left w:w="160" w:type="dxa"/>
-              <w:right w:w="160" w:type="dxa"/>
-            </w:tcMar>
-          </w:tcPr>
-          <w:p>
-            <w:pPr>
-              <w:spacing w:line="240" w:lineRule="auto" w:after="40"/>
-            </w:pPr>
-            <w:r>
-              <w:rPr>
-                <w:rFonts w:ascii="Times New Roman" w:hAnsi="Times New Roman"/>
-                <w:sz w:val="22"/>
-              </w:rPr>
-              <w:t xml:space="preserve">Thu tiền mặt tại quầy hoặc xác nhận thanh toán chuyển khoản/VNPay</w:t>
-            </w:r>
-          </w:p>
-        </w:tc>
-        <w:tc>
-          <w:tcPr>
-            <w:tcMar>
-              <w:top w:w="120" w:type="dxa"/>
-              <w:bottom w:w="120" w:type="dxa"/>
-              <w:left w:w="160" w:type="dxa"/>
-              <w:right w:w="160" w:type="dxa"/>
-            </w:tcMar>
-          </w:tcPr>
-          <w:p>
-            <w:pPr>
-              <w:spacing w:line="240" w:lineRule="auto" w:after="40"/>
-            </w:pPr>
-            <w:r>
-              <w:rPr>
-                <w:rFonts w:ascii="Times New Roman" w:hAnsi="Times New Roman"/>
-                <w:sz w:val="22"/>
-              </w:rPr>
-              <w:t xml:space="preserve">Chuyển trạng thái PAID</w:t>
+              <w:t xml:space="preserve">Xuất Hóa đơn viện phí PDF</w:t>
+            </w:r>
+          </w:p>
+        </w:tc>
+        <w:tc>
+          <w:tcPr>
+            <w:tcMar>
+              <w:top w:w="120" w:type="dxa"/>
+              <w:bottom w:w="120" w:type="dxa"/>
+              <w:left w:w="160" w:type="dxa"/>
+              <w:right w:w="160" w:type="dxa"/>
+            </w:tcMar>
+          </w:tcPr>
+          <w:p>
+            <w:pPr>
+              <w:spacing w:line="240" w:lineRule="auto" w:after="40"/>
+            </w:pPr>
+            <w:r>
+              <w:rPr>
+                <w:rFonts w:ascii="Times New Roman" w:hAnsi="Times New Roman"/>
+                <w:sz w:val="22"/>
+              </w:rPr>
+              <w:t xml:space="preserve">Kết xuất</w:t>
+            </w:r>
+          </w:p>
+        </w:tc>
+        <w:tc>
+          <w:tcPr>
+            <w:tcMar>
+              <w:top w:w="120" w:type="dxa"/>
+              <w:bottom w:w="120" w:type="dxa"/>
+              <w:left w:w="160" w:type="dxa"/>
+              <w:right w:w="160" w:type="dxa"/>
+            </w:tcMar>
+          </w:tcPr>
+          <w:p>
+            <w:pPr>
+              <w:spacing w:line="240" w:lineRule="auto" w:after="40"/>
+            </w:pPr>
+            <w:r>
+              <w:rPr>
+                <w:rFonts w:ascii="Times New Roman" w:hAnsi="Times New Roman"/>
+                <w:sz w:val="22"/>
+              </w:rPr>
+              <w:t xml:space="preserve">In phiếu thu và hóa đơn tài chính định dạng PDF chuẩn</w:t>
+            </w:r>
+          </w:p>
+        </w:tc>
+        <w:tc>
+          <w:tcPr>
+            <w:tcMar>
+              <w:top w:w="120" w:type="dxa"/>
+              <w:bottom w:w="120" w:type="dxa"/>
+              <w:left w:w="160" w:type="dxa"/>
+              <w:right w:w="160" w:type="dxa"/>
+            </w:tcMar>
+          </w:tcPr>
+          <w:p>
+            <w:pPr>
+              <w:spacing w:line="240" w:lineRule="auto" w:after="40"/>
+            </w:pPr>
+            <w:r>
+              <w:rPr>
+                <w:rFonts w:ascii="Times New Roman" w:hAnsi="Times New Roman"/>
+                <w:sz w:val="22"/>
+              </w:rPr>
+              <w:t xml:space="preserve">Thanh toán viện phí</w:t>
             </w:r>
           </w:p>
         </w:tc>
@@ -4091,95 +4091,95 @@
                 <w:rFonts w:ascii="Times New Roman" w:hAnsi="Times New Roman"/>
                 <w:sz w:val="22"/>
               </w:rPr>
-              <w:t xml:space="preserve">Lễ tân (Staff)</w:t>
-            </w:r>
-          </w:p>
-        </w:tc>
-        <w:tc>
-          <w:tcPr>
-            <w:tcMar>
-              <w:top w:w="120" w:type="dxa"/>
-              <w:bottom w:w="120" w:type="dxa"/>
-              <w:left w:w="160" w:type="dxa"/>
-              <w:right w:w="160" w:type="dxa"/>
-            </w:tcMar>
-          </w:tcPr>
-          <w:p>
-            <w:pPr>
-              <w:spacing w:line="240" w:lineRule="auto" w:after="40"/>
-            </w:pPr>
-            <w:r>
-              <w:rPr>
-                <w:rFonts w:ascii="Times New Roman" w:hAnsi="Times New Roman"/>
-                <w:sz w:val="22"/>
-              </w:rPr>
-              <w:t xml:space="preserve">Xuất Hóa đơn viện phí PDF</w:t>
-            </w:r>
-          </w:p>
-        </w:tc>
-        <w:tc>
-          <w:tcPr>
-            <w:tcMar>
-              <w:top w:w="120" w:type="dxa"/>
-              <w:bottom w:w="120" w:type="dxa"/>
-              <w:left w:w="160" w:type="dxa"/>
-              <w:right w:w="160" w:type="dxa"/>
-            </w:tcMar>
-          </w:tcPr>
-          <w:p>
-            <w:pPr>
-              <w:spacing w:line="240" w:lineRule="auto" w:after="40"/>
-            </w:pPr>
-            <w:r>
-              <w:rPr>
-                <w:rFonts w:ascii="Times New Roman" w:hAnsi="Times New Roman"/>
-                <w:sz w:val="22"/>
-              </w:rPr>
-              <w:t xml:space="preserve">Kết xuất</w:t>
-            </w:r>
-          </w:p>
-        </w:tc>
-        <w:tc>
-          <w:tcPr>
-            <w:tcMar>
-              <w:top w:w="120" w:type="dxa"/>
-              <w:bottom w:w="120" w:type="dxa"/>
-              <w:left w:w="160" w:type="dxa"/>
-              <w:right w:w="160" w:type="dxa"/>
-            </w:tcMar>
-          </w:tcPr>
-          <w:p>
-            <w:pPr>
-              <w:spacing w:line="240" w:lineRule="auto" w:after="40"/>
-            </w:pPr>
-            <w:r>
-              <w:rPr>
-                <w:rFonts w:ascii="Times New Roman" w:hAnsi="Times New Roman"/>
-                <w:sz w:val="22"/>
-              </w:rPr>
-              <w:t xml:space="preserve">In phiếu thu và hóa đơn tài chính định dạng PDF chuẩn</w:t>
-            </w:r>
-          </w:p>
-        </w:tc>
-        <w:tc>
-          <w:tcPr>
-            <w:tcMar>
-              <w:top w:w="120" w:type="dxa"/>
-              <w:bottom w:w="120" w:type="dxa"/>
-              <w:left w:w="160" w:type="dxa"/>
-              <w:right w:w="160" w:type="dxa"/>
-            </w:tcMar>
-          </w:tcPr>
-          <w:p>
-            <w:pPr>
-              <w:spacing w:line="240" w:lineRule="auto" w:after="40"/>
-            </w:pPr>
-            <w:r>
-              <w:rPr>
-                <w:rFonts w:ascii="Times New Roman" w:hAnsi="Times New Roman"/>
-                <w:sz w:val="22"/>
-              </w:rPr>
-              <w:t xml:space="preserve">Thanh toán viện phí</w:t>
+              <w:t xml:space="preserve">Quản trị viên (Admin)</w:t>
+            </w:r>
+          </w:p>
+        </w:tc>
+        <w:tc>
+          <w:tcPr>
+            <w:tcMar>
+              <w:top w:w="120" w:type="dxa"/>
+              <w:bottom w:w="120" w:type="dxa"/>
+              <w:left w:w="160" w:type="dxa"/>
+              <w:right w:w="160" w:type="dxa"/>
+            </w:tcMar>
+          </w:tcPr>
+          <w:p>
+            <w:pPr>
+              <w:spacing w:line="240" w:lineRule="auto" w:after="40"/>
+            </w:pPr>
+            <w:r>
+              <w:rPr>
+                <w:rFonts w:ascii="Times New Roman" w:hAnsi="Times New Roman"/>
+                <w:sz w:val="22"/>
+              </w:rPr>
+              <w:t xml:space="preserve">Dashboard KPI tổng quan</w:t>
+            </w:r>
+          </w:p>
+        </w:tc>
+        <w:tc>
+          <w:tcPr>
+            <w:tcMar>
+              <w:top w:w="120" w:type="dxa"/>
+              <w:bottom w:w="120" w:type="dxa"/>
+              <w:left w:w="160" w:type="dxa"/>
+              <w:right w:w="160" w:type="dxa"/>
+            </w:tcMar>
+          </w:tcPr>
+          <w:p>
+            <w:pPr>
+              <w:spacing w:line="240" w:lineRule="auto" w:after="40"/>
+            </w:pPr>
+            <w:r>
+              <w:rPr>
+                <w:rFonts w:ascii="Times New Roman" w:hAnsi="Times New Roman"/>
+                <w:sz w:val="22"/>
+              </w:rPr>
+              <w:t xml:space="preserve">Thống kê</w:t>
+            </w:r>
+          </w:p>
+        </w:tc>
+        <w:tc>
+          <w:tcPr>
+            <w:tcMar>
+              <w:top w:w="120" w:type="dxa"/>
+              <w:bottom w:w="120" w:type="dxa"/>
+              <w:left w:w="160" w:type="dxa"/>
+              <w:right w:w="160" w:type="dxa"/>
+            </w:tcMar>
+          </w:tcPr>
+          <w:p>
+            <w:pPr>
+              <w:spacing w:line="240" w:lineRule="auto" w:after="40"/>
+            </w:pPr>
+            <w:r>
+              <w:rPr>
+                <w:rFonts w:ascii="Times New Roman" w:hAnsi="Times New Roman"/>
+                <w:sz w:val="22"/>
+              </w:rPr>
+              <w:t xml:space="preserve">Theo dõi số lượng bệnh nhân, bác sĩ, ca khám và doanh thu thực thu</w:t>
+            </w:r>
+          </w:p>
+        </w:tc>
+        <w:tc>
+          <w:tcPr>
+            <w:tcMar>
+              <w:top w:w="120" w:type="dxa"/>
+              <w:bottom w:w="120" w:type="dxa"/>
+              <w:left w:w="160" w:type="dxa"/>
+              <w:right w:w="160" w:type="dxa"/>
+            </w:tcMar>
+          </w:tcPr>
+          <w:p>
+            <w:pPr>
+              <w:spacing w:line="240" w:lineRule="auto" w:after="40"/>
+            </w:pPr>
+            <w:r>
+              <w:rPr>
+                <w:rFonts w:ascii="Times New Roman" w:hAnsi="Times New Roman"/>
+                <w:sz w:val="22"/>
+              </w:rPr>
+              <w:t xml:space="preserve">Bảng điều khiển</w:t>
             </w:r>
           </w:p>
         </w:tc>
@@ -4247,7 +4247,7 @@
                 <w:rFonts w:ascii="Times New Roman" w:hAnsi="Times New Roman"/>
                 <w:sz w:val="22"/>
               </w:rPr>
-              <w:t xml:space="preserve">Dashboard KPI tổng quan</w:t>
+              <w:t xml:space="preserve">Biểu đồ thống kê doanh thu</w:t>
             </w:r>
           </w:p>
         </w:tc>
@@ -4291,29 +4291,29 @@
                 <w:rFonts w:ascii="Times New Roman" w:hAnsi="Times New Roman"/>
                 <w:sz w:val="22"/>
               </w:rPr>
-              <w:t xml:space="preserve">Theo dõi số lượng bệnh nhân, bác sĩ, ca khám và doanh thu thực thu</w:t>
-            </w:r>
-          </w:p>
-        </w:tc>
-        <w:tc>
-          <w:tcPr>
-            <w:tcMar>
-              <w:top w:w="120" w:type="dxa"/>
-              <w:bottom w:w="120" w:type="dxa"/>
-              <w:left w:w="160" w:type="dxa"/>
-              <w:right w:w="160" w:type="dxa"/>
-            </w:tcMar>
-          </w:tcPr>
-          <w:p>
-            <w:pPr>
-              <w:spacing w:line="240" w:lineRule="auto" w:after="40"/>
-            </w:pPr>
-            <w:r>
-              <w:rPr>
-                <w:rFonts w:ascii="Times New Roman" w:hAnsi="Times New Roman"/>
-                <w:sz w:val="22"/>
-              </w:rPr>
-              <w:t xml:space="preserve">Bảng điều khiển</w:t>
+              <w:t xml:space="preserve">Xem biểu đồ đường/cột thống kê doanh thu và tỷ lệ theo chuyên khoa</w:t>
+            </w:r>
+          </w:p>
+        </w:tc>
+        <w:tc>
+          <w:tcPr>
+            <w:tcMar>
+              <w:top w:w="120" w:type="dxa"/>
+              <w:bottom w:w="120" w:type="dxa"/>
+              <w:left w:w="160" w:type="dxa"/>
+              <w:right w:w="160" w:type="dxa"/>
+            </w:tcMar>
+          </w:tcPr>
+          <w:p>
+            <w:pPr>
+              <w:spacing w:line="240" w:lineRule="auto" w:after="40"/>
+            </w:pPr>
+            <w:r>
+              <w:rPr>
+                <w:rFonts w:ascii="Times New Roman" w:hAnsi="Times New Roman"/>
+                <w:sz w:val="22"/>
+              </w:rPr>
+              <w:t xml:space="preserve">Chart.js</w:t>
             </w:r>
           </w:p>
         </w:tc>
@@ -4381,73 +4381,73 @@
                 <w:rFonts w:ascii="Times New Roman" w:hAnsi="Times New Roman"/>
                 <w:sz w:val="22"/>
               </w:rPr>
-              <w:t xml:space="preserve">Biểu đồ thống kê doanh thu</w:t>
-            </w:r>
-          </w:p>
-        </w:tc>
-        <w:tc>
-          <w:tcPr>
-            <w:tcMar>
-              <w:top w:w="120" w:type="dxa"/>
-              <w:bottom w:w="120" w:type="dxa"/>
-              <w:left w:w="160" w:type="dxa"/>
-              <w:right w:w="160" w:type="dxa"/>
-            </w:tcMar>
-          </w:tcPr>
-          <w:p>
-            <w:pPr>
-              <w:spacing w:line="240" w:lineRule="auto" w:after="40"/>
-            </w:pPr>
-            <w:r>
-              <w:rPr>
-                <w:rFonts w:ascii="Times New Roman" w:hAnsi="Times New Roman"/>
-                <w:sz w:val="22"/>
-              </w:rPr>
-              <w:t xml:space="preserve">Thống kê</w:t>
-            </w:r>
-          </w:p>
-        </w:tc>
-        <w:tc>
-          <w:tcPr>
-            <w:tcMar>
-              <w:top w:w="120" w:type="dxa"/>
-              <w:bottom w:w="120" w:type="dxa"/>
-              <w:left w:w="160" w:type="dxa"/>
-              <w:right w:w="160" w:type="dxa"/>
-            </w:tcMar>
-          </w:tcPr>
-          <w:p>
-            <w:pPr>
-              <w:spacing w:line="240" w:lineRule="auto" w:after="40"/>
-            </w:pPr>
-            <w:r>
-              <w:rPr>
-                <w:rFonts w:ascii="Times New Roman" w:hAnsi="Times New Roman"/>
-                <w:sz w:val="22"/>
-              </w:rPr>
-              <w:t xml:space="preserve">Xem biểu đồ đường/cột thống kê doanh thu và tỷ lệ theo chuyên khoa</w:t>
-            </w:r>
-          </w:p>
-        </w:tc>
-        <w:tc>
-          <w:tcPr>
-            <w:tcMar>
-              <w:top w:w="120" w:type="dxa"/>
-              <w:bottom w:w="120" w:type="dxa"/>
-              <w:left w:w="160" w:type="dxa"/>
-              <w:right w:w="160" w:type="dxa"/>
-            </w:tcMar>
-          </w:tcPr>
-          <w:p>
-            <w:pPr>
-              <w:spacing w:line="240" w:lineRule="auto" w:after="40"/>
-            </w:pPr>
-            <w:r>
-              <w:rPr>
-                <w:rFonts w:ascii="Times New Roman" w:hAnsi="Times New Roman"/>
-                <w:sz w:val="22"/>
-              </w:rPr>
-              <w:t xml:space="preserve">Chart.js</w:t>
+              <w:t xml:space="preserve">Quản lý Chuyên khoa</w:t>
+            </w:r>
+          </w:p>
+        </w:tc>
+        <w:tc>
+          <w:tcPr>
+            <w:tcMar>
+              <w:top w:w="120" w:type="dxa"/>
+              <w:bottom w:w="120" w:type="dxa"/>
+              <w:left w:w="160" w:type="dxa"/>
+              <w:right w:w="160" w:type="dxa"/>
+            </w:tcMar>
+          </w:tcPr>
+          <w:p>
+            <w:pPr>
+              <w:spacing w:line="240" w:lineRule="auto" w:after="40"/>
+            </w:pPr>
+            <w:r>
+              <w:rPr>
+                <w:rFonts w:ascii="Times New Roman" w:hAnsi="Times New Roman"/>
+                <w:sz w:val="22"/>
+              </w:rPr>
+              <w:t xml:space="preserve">Lưu trữ</w:t>
+            </w:r>
+          </w:p>
+        </w:tc>
+        <w:tc>
+          <w:tcPr>
+            <w:tcMar>
+              <w:top w:w="120" w:type="dxa"/>
+              <w:bottom w:w="120" w:type="dxa"/>
+              <w:left w:w="160" w:type="dxa"/>
+              <w:right w:w="160" w:type="dxa"/>
+            </w:tcMar>
+          </w:tcPr>
+          <w:p>
+            <w:pPr>
+              <w:spacing w:line="240" w:lineRule="auto" w:after="40"/>
+            </w:pPr>
+            <w:r>
+              <w:rPr>
+                <w:rFonts w:ascii="Times New Roman" w:hAnsi="Times New Roman"/>
+                <w:sz w:val="22"/>
+              </w:rPr>
+              <w:t xml:space="preserve">Thêm mới, cập nhật mô tả, icon và bật/tắt hoạt động chuyên khoa</w:t>
+            </w:r>
+          </w:p>
+        </w:tc>
+        <w:tc>
+          <w:tcPr>
+            <w:tcMar>
+              <w:top w:w="120" w:type="dxa"/>
+              <w:bottom w:w="120" w:type="dxa"/>
+              <w:left w:w="160" w:type="dxa"/>
+              <w:right w:w="160" w:type="dxa"/>
+            </w:tcMar>
+          </w:tcPr>
+          <w:p>
+            <w:pPr>
+              <w:spacing w:line="240" w:lineRule="auto" w:after="40"/>
+            </w:pPr>
+            <w:r>
+              <w:rPr>
+                <w:rFonts w:ascii="Times New Roman" w:hAnsi="Times New Roman"/>
+                <w:sz w:val="22"/>
+              </w:rPr>
+              <w:t xml:space="preserve">Danh mục y tế</w:t>
             </w:r>
           </w:p>
         </w:tc>
@@ -4515,7 +4515,7 @@
                 <w:rFonts w:ascii="Times New Roman" w:hAnsi="Times New Roman"/>
                 <w:sz w:val="22"/>
               </w:rPr>
-              <w:t xml:space="preserve">Quản lý Chuyên khoa</w:t>
+              <w:t xml:space="preserve">Quản lý Hồ sơ Bác sĩ</w:t>
             </w:r>
           </w:p>
         </w:tc>
@@ -4559,29 +4559,29 @@
                 <w:rFonts w:ascii="Times New Roman" w:hAnsi="Times New Roman"/>
                 <w:sz w:val="22"/>
               </w:rPr>
-              <w:t xml:space="preserve">Thêm mới, cập nhật mô tả, icon và bật/tắt hoạt động chuyên khoa</w:t>
-            </w:r>
-          </w:p>
-        </w:tc>
-        <w:tc>
-          <w:tcPr>
-            <w:tcMar>
-              <w:top w:w="120" w:type="dxa"/>
-              <w:bottom w:w="120" w:type="dxa"/>
-              <w:left w:w="160" w:type="dxa"/>
-              <w:right w:w="160" w:type="dxa"/>
-            </w:tcMar>
-          </w:tcPr>
-          <w:p>
-            <w:pPr>
-              <w:spacing w:line="240" w:lineRule="auto" w:after="40"/>
-            </w:pPr>
-            <w:r>
-              <w:rPr>
-                <w:rFonts w:ascii="Times New Roman" w:hAnsi="Times New Roman"/>
-                <w:sz w:val="22"/>
-              </w:rPr>
-              <w:t xml:space="preserve">Danh mục y tế</w:t>
+              <w:t xml:space="preserve">Tạo/cập nhật tài khoản bác sĩ, giấy phép hành nghề, chuyên khoa, học hàm và giá khám</w:t>
+            </w:r>
+          </w:p>
+        </w:tc>
+        <w:tc>
+          <w:tcPr>
+            <w:tcMar>
+              <w:top w:w="120" w:type="dxa"/>
+              <w:bottom w:w="120" w:type="dxa"/>
+              <w:left w:w="160" w:type="dxa"/>
+              <w:right w:w="160" w:type="dxa"/>
+            </w:tcMar>
+          </w:tcPr>
+          <w:p>
+            <w:pPr>
+              <w:spacing w:line="240" w:lineRule="auto" w:after="40"/>
+            </w:pPr>
+            <w:r>
+              <w:rPr>
+                <w:rFonts w:ascii="Times New Roman" w:hAnsi="Times New Roman"/>
+                <w:sz w:val="22"/>
+              </w:rPr>
+              <w:t xml:space="preserve">Nhân sự y tế</w:t>
             </w:r>
           </w:p>
         </w:tc>
@@ -4649,7 +4649,7 @@
                 <w:rFonts w:ascii="Times New Roman" w:hAnsi="Times New Roman"/>
                 <w:sz w:val="22"/>
               </w:rPr>
-              <w:t xml:space="preserve">Quản lý Bác sĩ &amp; Lịch trực</w:t>
+              <w:t xml:space="preserve">Quản lý Kho thuốc &amp; Dược phẩm</w:t>
             </w:r>
           </w:p>
         </w:tc>
@@ -4693,29 +4693,29 @@
                 <w:rFonts w:ascii="Times New Roman" w:hAnsi="Times New Roman"/>
                 <w:sz w:val="22"/>
               </w:rPr>
-              <w:t xml:space="preserve">Thêm, cập nhật bác sĩ, chuyên khoa, học hàm, sinh lịch làm việc 14 ngày</w:t>
-            </w:r>
-          </w:p>
-        </w:tc>
-        <w:tc>
-          <w:tcPr>
-            <w:tcMar>
-              <w:top w:w="120" w:type="dxa"/>
-              <w:bottom w:w="120" w:type="dxa"/>
-              <w:left w:w="160" w:type="dxa"/>
-              <w:right w:w="160" w:type="dxa"/>
-            </w:tcMar>
-          </w:tcPr>
-          <w:p>
-            <w:pPr>
-              <w:spacing w:line="240" w:lineRule="auto" w:after="40"/>
-            </w:pPr>
-            <w:r>
-              <w:rPr>
-                <w:rFonts w:ascii="Times New Roman" w:hAnsi="Times New Roman"/>
-                <w:sz w:val="22"/>
-              </w:rPr>
-              <w:t xml:space="preserve">Nhân sự y tế</w:t>
+              <w:t xml:space="preserve">Thêm thuốc, cập nhật giá bán, số lượng tồn kho, hướng dẫn sử dụng</w:t>
+            </w:r>
+          </w:p>
+        </w:tc>
+        <w:tc>
+          <w:tcPr>
+            <w:tcMar>
+              <w:top w:w="120" w:type="dxa"/>
+              <w:bottom w:w="120" w:type="dxa"/>
+              <w:left w:w="160" w:type="dxa"/>
+              <w:right w:w="160" w:type="dxa"/>
+            </w:tcMar>
+          </w:tcPr>
+          <w:p>
+            <w:pPr>
+              <w:spacing w:line="240" w:lineRule="auto" w:after="40"/>
+            </w:pPr>
+            <w:r>
+              <w:rPr>
+                <w:rFonts w:ascii="Times New Roman" w:hAnsi="Times New Roman"/>
+                <w:sz w:val="22"/>
+              </w:rPr>
+              <w:t xml:space="preserve">Dược phẩm</w:t>
             </w:r>
           </w:p>
         </w:tc>
@@ -4740,140 +4740,6 @@
                 <w:sz w:val="22"/>
               </w:rPr>
               <w:t xml:space="preserve">32</w:t>
-            </w:r>
-          </w:p>
-        </w:tc>
-        <w:tc>
-          <w:tcPr>
-            <w:tcMar>
-              <w:top w:w="120" w:type="dxa"/>
-              <w:bottom w:w="120" w:type="dxa"/>
-              <w:left w:w="160" w:type="dxa"/>
-              <w:right w:w="160" w:type="dxa"/>
-            </w:tcMar>
-          </w:tcPr>
-          <w:p>
-            <w:pPr>
-              <w:spacing w:line="240" w:lineRule="auto" w:after="40"/>
-            </w:pPr>
-            <w:r>
-              <w:rPr>
-                <w:rFonts w:ascii="Times New Roman" w:hAnsi="Times New Roman"/>
-                <w:sz w:val="22"/>
-              </w:rPr>
-              <w:t xml:space="preserve">Quản trị viên (Admin)</w:t>
-            </w:r>
-          </w:p>
-        </w:tc>
-        <w:tc>
-          <w:tcPr>
-            <w:tcMar>
-              <w:top w:w="120" w:type="dxa"/>
-              <w:bottom w:w="120" w:type="dxa"/>
-              <w:left w:w="160" w:type="dxa"/>
-              <w:right w:w="160" w:type="dxa"/>
-            </w:tcMar>
-          </w:tcPr>
-          <w:p>
-            <w:pPr>
-              <w:spacing w:line="240" w:lineRule="auto" w:after="40"/>
-            </w:pPr>
-            <w:r>
-              <w:rPr>
-                <w:rFonts w:ascii="Times New Roman" w:hAnsi="Times New Roman"/>
-                <w:sz w:val="22"/>
-              </w:rPr>
-              <w:t xml:space="preserve">Quản lý Kho thuốc &amp; Dược phẩm</w:t>
-            </w:r>
-          </w:p>
-        </w:tc>
-        <w:tc>
-          <w:tcPr>
-            <w:tcMar>
-              <w:top w:w="120" w:type="dxa"/>
-              <w:bottom w:w="120" w:type="dxa"/>
-              <w:left w:w="160" w:type="dxa"/>
-              <w:right w:w="160" w:type="dxa"/>
-            </w:tcMar>
-          </w:tcPr>
-          <w:p>
-            <w:pPr>
-              <w:spacing w:line="240" w:lineRule="auto" w:after="40"/>
-            </w:pPr>
-            <w:r>
-              <w:rPr>
-                <w:rFonts w:ascii="Times New Roman" w:hAnsi="Times New Roman"/>
-                <w:sz w:val="22"/>
-              </w:rPr>
-              <w:t xml:space="preserve">Lưu trữ</w:t>
-            </w:r>
-          </w:p>
-        </w:tc>
-        <w:tc>
-          <w:tcPr>
-            <w:tcMar>
-              <w:top w:w="120" w:type="dxa"/>
-              <w:bottom w:w="120" w:type="dxa"/>
-              <w:left w:w="160" w:type="dxa"/>
-              <w:right w:w="160" w:type="dxa"/>
-            </w:tcMar>
-          </w:tcPr>
-          <w:p>
-            <w:pPr>
-              <w:spacing w:line="240" w:lineRule="auto" w:after="40"/>
-            </w:pPr>
-            <w:r>
-              <w:rPr>
-                <w:rFonts w:ascii="Times New Roman" w:hAnsi="Times New Roman"/>
-                <w:sz w:val="22"/>
-              </w:rPr>
-              <w:t xml:space="preserve">Thêm thuốc, cập nhật giá bán, số lượng tồn kho, hướng dẫn sử dụng</w:t>
-            </w:r>
-          </w:p>
-        </w:tc>
-        <w:tc>
-          <w:tcPr>
-            <w:tcMar>
-              <w:top w:w="120" w:type="dxa"/>
-              <w:bottom w:w="120" w:type="dxa"/>
-              <w:left w:w="160" w:type="dxa"/>
-              <w:right w:w="160" w:type="dxa"/>
-            </w:tcMar>
-          </w:tcPr>
-          <w:p>
-            <w:pPr>
-              <w:spacing w:line="240" w:lineRule="auto" w:after="40"/>
-            </w:pPr>
-            <w:r>
-              <w:rPr>
-                <w:rFonts w:ascii="Times New Roman" w:hAnsi="Times New Roman"/>
-                <w:sz w:val="22"/>
-              </w:rPr>
-              <w:t xml:space="preserve">Dược phẩm</w:t>
-            </w:r>
-          </w:p>
-        </w:tc>
-      </w:tr>
-      <w:tr>
-        <w:tc>
-          <w:tcPr>
-            <w:tcMar>
-              <w:top w:w="120" w:type="dxa"/>
-              <w:bottom w:w="120" w:type="dxa"/>
-              <w:left w:w="160" w:type="dxa"/>
-              <w:right w:w="160" w:type="dxa"/>
-            </w:tcMar>
-          </w:tcPr>
-          <w:p>
-            <w:pPr>
-              <w:spacing w:line="240" w:lineRule="auto" w:after="40"/>
-            </w:pPr>
-            <w:r>
-              <w:rPr>
-                <w:rFonts w:ascii="Times New Roman" w:hAnsi="Times New Roman"/>
-                <w:sz w:val="22"/>
-              </w:rPr>
-              <w:t xml:space="preserve">33</w:t>
             </w:r>
           </w:p>
         </w:tc>
@@ -5463,7 +5329,7 @@
                 <w:rFonts w:ascii="Times New Roman" w:hAnsi="Times New Roman"/>
                 <w:sz w:val="22"/>
               </w:rPr>
-              <w:t xml:space="preserve">Sử dụng Khóa lạc quan (Optimistic Locking) thông qua trường version trên bảng time_slots kết hợp Unique Constraint ở tầng CSDL để ngăn chặn 100% tình trạng đặt trùng lịch.</w:t>
+              <w:t xml:space="preserve">Khóa bản ghi TimeSlot khi ghi, kiểm tra AVAILABLE và duy trì @Version để phát hiện cập nhật cạnh tranh; các race condition chính được kiểm thử tích hợp.</w:t>
             </w:r>
           </w:p>
         </w:tc>

--- a/docs/generated/MedClinic_XacDinhYeuCau.docx
+++ b/docs/generated/MedClinic_XacDinhYeuCau.docx
@@ -299,7 +299,7 @@
           <w:rFonts w:ascii="Times New Roman" w:hAnsi="Times New Roman"/>
           <w:sz w:val="24"/>
         </w:rPr>
-        <w:t xml:space="preserve">Khi người bệnh đến phòng khám, nhân viên lễ tân sử dụng máy quét mã QR hoặc tra cứu theo số điện thoại/họ tên. Khi bấm xác nhận Check-in, hệ thống chuyển trạng thái lịch sang CHECKED_IN, tự động cấp số thứ tự khám trong ngày (STT-XX) và đưa bệnh nhân vào hàng chờ của bác sĩ, được sắp theo queue_sequence khi bàn khám tải hoặc làm mới.</w:t>
+        <w:t xml:space="preserve">Khi người bệnh đến phòng khám, nhân viên lễ tân sử dụng máy quét mã QR hoặc tra cứu theo số điện thoại/họ tên. Khi bấm xác nhận Check-in, hệ thống chuyển trạng thái lịch sang CHECKED_IN, tự động cấp số thứ tự khám trong ngày (STT-XX) và sau transaction commit phát sự kiện WebSocket/STOMP tới đúng Doctor Desk để hàng chờ tự cập nhật theo queue_sequence.</w:t>
       </w:r>
     </w:p>
     <w:p>
@@ -2549,29 +2549,29 @@
                 <w:rFonts w:ascii="Times New Roman" w:hAnsi="Times New Roman"/>
                 <w:sz w:val="22"/>
               </w:rPr>
-              <w:t xml:space="preserve">Xem danh sách bệnh nhân đã check-in theo số thứ tự STT</w:t>
-            </w:r>
-          </w:p>
-        </w:tc>
-        <w:tc>
-          <w:tcPr>
-            <w:tcMar>
-              <w:top w:w="120" w:type="dxa"/>
-              <w:bottom w:w="120" w:type="dxa"/>
-              <w:left w:w="160" w:type="dxa"/>
-              <w:right w:w="160" w:type="dxa"/>
-            </w:tcMar>
-          </w:tcPr>
-          <w:p>
-            <w:pPr>
-              <w:spacing w:line="240" w:lineRule="auto" w:after="40"/>
-            </w:pPr>
-            <w:r>
-              <w:rPr>
-                <w:rFonts w:ascii="Times New Roman" w:hAnsi="Times New Roman"/>
-                <w:sz w:val="22"/>
-              </w:rPr>
-              <w:t xml:space="preserve">Sắp theo queue_sequence</w:t>
+              <w:t xml:space="preserve">Xem danh sách bệnh nhân đã check-in theo số thứ tự STT và tự cập nhật realtime qua STOMP user destination</w:t>
+            </w:r>
+          </w:p>
+        </w:tc>
+        <w:tc>
+          <w:tcPr>
+            <w:tcMar>
+              <w:top w:w="120" w:type="dxa"/>
+              <w:bottom w:w="120" w:type="dxa"/>
+              <w:left w:w="160" w:type="dxa"/>
+              <w:right w:w="160" w:type="dxa"/>
+            </w:tcMar>
+          </w:tcPr>
+          <w:p>
+            <w:pPr>
+              <w:spacing w:line="240" w:lineRule="auto" w:after="40"/>
+            </w:pPr>
+            <w:r>
+              <w:rPr>
+                <w:rFonts w:ascii="Times New Roman" w:hAnsi="Times New Roman"/>
+                <w:sz w:val="22"/>
+              </w:rPr>
+              <w:t xml:space="preserve">WebSocket AFTER_COMMIT</w:t>
             </w:r>
           </w:p>
         </w:tc>
@@ -5688,6 +5688,118 @@
                 <w:sz w:val="22"/>
               </w:rPr>
               <w:t xml:space="preserve">Dịch vụ thông báo ngầm</w:t>
+            </w:r>
+          </w:p>
+        </w:tc>
+      </w:tr>
+      <w:tr>
+        <w:tc>
+          <w:tcPr>
+            <w:tcMar>
+              <w:top w:w="120" w:type="dxa"/>
+              <w:bottom w:w="120" w:type="dxa"/>
+              <w:left w:w="160" w:type="dxa"/>
+              <w:right w:w="160" w:type="dxa"/>
+            </w:tcMar>
+          </w:tcPr>
+          <w:p>
+            <w:pPr>
+              <w:spacing w:line="240" w:lineRule="auto" w:after="40"/>
+            </w:pPr>
+            <w:r>
+              <w:rPr>
+                <w:rFonts w:ascii="Times New Roman" w:hAnsi="Times New Roman"/>
+                <w:sz w:val="22"/>
+              </w:rPr>
+              <w:t xml:space="preserve">7</w:t>
+            </w:r>
+          </w:p>
+        </w:tc>
+        <w:tc>
+          <w:tcPr>
+            <w:tcMar>
+              <w:top w:w="120" w:type="dxa"/>
+              <w:bottom w:w="120" w:type="dxa"/>
+              <w:left w:w="160" w:type="dxa"/>
+              <w:right w:w="160" w:type="dxa"/>
+            </w:tcMar>
+          </w:tcPr>
+          <w:p>
+            <w:pPr>
+              <w:spacing w:line="240" w:lineRule="auto" w:after="40"/>
+            </w:pPr>
+            <w:r>
+              <w:rPr>
+                <w:rFonts w:ascii="Times New Roman" w:hAnsi="Times New Roman"/>
+                <w:sz w:val="22"/>
+              </w:rPr>
+              <w:t xml:space="preserve">Hàng chờ bác sĩ realtime</w:t>
+            </w:r>
+          </w:p>
+        </w:tc>
+        <w:tc>
+          <w:tcPr>
+            <w:tcMar>
+              <w:top w:w="120" w:type="dxa"/>
+              <w:bottom w:w="120" w:type="dxa"/>
+              <w:left w:w="160" w:type="dxa"/>
+              <w:right w:w="160" w:type="dxa"/>
+            </w:tcMar>
+          </w:tcPr>
+          <w:p>
+            <w:pPr>
+              <w:spacing w:line="240" w:lineRule="auto" w:after="40"/>
+            </w:pPr>
+            <w:r>
+              <w:rPr>
+                <w:rFonts w:ascii="Times New Roman" w:hAnsi="Times New Roman"/>
+                <w:sz w:val="22"/>
+              </w:rPr>
+              <w:t xml:space="preserve">Tiện dụng</w:t>
+            </w:r>
+          </w:p>
+        </w:tc>
+        <w:tc>
+          <w:tcPr>
+            <w:tcMar>
+              <w:top w:w="120" w:type="dxa"/>
+              <w:bottom w:w="120" w:type="dxa"/>
+              <w:left w:w="160" w:type="dxa"/>
+              <w:right w:w="160" w:type="dxa"/>
+            </w:tcMar>
+          </w:tcPr>
+          <w:p>
+            <w:pPr>
+              <w:spacing w:line="240" w:lineRule="auto" w:after="40"/>
+            </w:pPr>
+            <w:r>
+              <w:rPr>
+                <w:rFonts w:ascii="Times New Roman" w:hAnsi="Times New Roman"/>
+                <w:sz w:val="22"/>
+              </w:rPr>
+              <w:t xml:space="preserve">Spring WebSocket/STOMP gửi user destination sau transaction commit; client tự kết nối lại và payload không chứa dữ liệu bệnh án nhạy cảm.</w:t>
+            </w:r>
+          </w:p>
+        </w:tc>
+        <w:tc>
+          <w:tcPr>
+            <w:tcMar>
+              <w:top w:w="120" w:type="dxa"/>
+              <w:bottom w:w="120" w:type="dxa"/>
+              <w:left w:w="160" w:type="dxa"/>
+              <w:right w:w="160" w:type="dxa"/>
+            </w:tcMar>
+          </w:tcPr>
+          <w:p>
+            <w:pPr>
+              <w:spacing w:line="240" w:lineRule="auto" w:after="40"/>
+            </w:pPr>
+            <w:r>
+              <w:rPr>
+                <w:rFonts w:ascii="Times New Roman" w:hAnsi="Times New Roman"/>
+                <w:sz w:val="22"/>
+              </w:rPr>
+              <w:t xml:space="preserve">AFTER_COMMIT + authenticated session</w:t>
             </w:r>
           </w:p>
         </w:tc>
